--- a/Verbs.docx
+++ b/Verbs.docx
@@ -1,6 +1,6 @@
 
 <file path=word/document.xml><?xml version="1.0" encoding="utf-8"?>
-<w:document xmlns:wpc="http://schemas.microsoft.com/office/word/2010/wordprocessingCanvas" xmlns:cx="http://schemas.microsoft.com/office/drawing/2014/chartex" xmlns:cx1="http://schemas.microsoft.com/office/drawing/2015/9/8/chartex" xmlns:cx2="http://schemas.microsoft.com/office/drawing/2015/10/21/chartex" xmlns:cx3="http://schemas.microsoft.com/office/drawing/2016/5/9/chartex" xmlns:cx4="http://schemas.microsoft.com/office/drawing/2016/5/10/chartex" xmlns:cx5="http://schemas.microsoft.com/office/drawing/2016/5/11/chartex" xmlns:cx6="http://schemas.microsoft.com/office/drawing/2016/5/12/chartex" xmlns:cx7="http://schemas.microsoft.com/office/drawing/2016/5/13/chartex" xmlns:cx8="http://schemas.microsoft.com/office/drawing/2016/5/14/chartex" xmlns:mc="http://schemas.openxmlformats.org/markup-compatibility/2006" xmlns:aink="http://schemas.microsoft.com/office/drawing/2016/ink" xmlns:am3d="http://schemas.microsoft.com/office/drawing/2017/model3d" xmlns:o="urn:schemas-microsoft-com:office:office" xmlns:oel="http://schemas.microsoft.com/office/2019/extlst" xmlns:r="http://schemas.openxmlformats.org/officeDocument/2006/relationships" xmlns:m="http://schemas.openxmlformats.org/officeDocument/2006/math" xmlns:v="urn:schemas-microsoft-com:vml" xmlns:wp14="http://schemas.microsoft.com/office/word/2010/wordprocessingDrawing" xmlns:wp="http://schemas.openxmlformats.org/drawingml/2006/wordprocessingDrawing" xmlns:w10="urn:schemas-microsoft-com:office:word" xmlns:w="http://schemas.openxmlformats.org/wordprocessingml/2006/main" xmlns:w14="http://schemas.microsoft.com/office/word/2010/wordml" xmlns:w15="http://schemas.microsoft.com/office/word/2012/wordml" xmlns:w16cei="http://schemas.microsoft.com/office/word/2026/wordml/cei" xmlns:w16cex="http://schemas.microsoft.com/office/word/2018/wordml/cex" xmlns:w16cid="http://schemas.microsoft.com/office/word/2016/wordml/cid" xmlns:w16="http://schemas.microsoft.com/office/word/2018/wordml" xmlns:w16du="http://schemas.microsoft.com/office/word/2023/wordml/word16du" xmlns:w16sdtdh="http://schemas.microsoft.com/office/word/2020/wordml/sdtdatahash" xmlns:w16sdtfl="http://schemas.microsoft.com/office/word/2024/wordml/sdtformatlock" xmlns:w16se="http://schemas.microsoft.com/office/word/2015/wordml/symex" xmlns:wpg="http://schemas.microsoft.com/office/word/2010/wordprocessingGroup" xmlns:wpi="http://schemas.microsoft.com/office/word/2010/wordprocessingInk" xmlns:wne="http://schemas.microsoft.com/office/word/2006/wordml" xmlns:wps="http://schemas.microsoft.com/office/word/2010/wordprocessingShape" mc:Ignorable="w14 w15 w16se w16cid w16 w16cex w16sdtdh w16sdtfl w16du wp14">
+<w:document xmlns:wpc="http://schemas.microsoft.com/office/word/2010/wordprocessingCanvas" xmlns:cx="http://schemas.microsoft.com/office/drawing/2014/chartex" xmlns:cx1="http://schemas.microsoft.com/office/drawing/2015/9/8/chartex" xmlns:cx2="http://schemas.microsoft.com/office/drawing/2015/10/21/chartex" xmlns:cx3="http://schemas.microsoft.com/office/drawing/2016/5/9/chartex" xmlns:cx4="http://schemas.microsoft.com/office/drawing/2016/5/10/chartex" xmlns:cx5="http://schemas.microsoft.com/office/drawing/2016/5/11/chartex" xmlns:cx6="http://schemas.microsoft.com/office/drawing/2016/5/12/chartex" xmlns:cx7="http://schemas.microsoft.com/office/drawing/2016/5/13/chartex" xmlns:cx8="http://schemas.microsoft.com/office/drawing/2016/5/14/chartex" xmlns:mc="http://schemas.openxmlformats.org/markup-compatibility/2006" xmlns:aink="http://schemas.microsoft.com/office/drawing/2016/ink" xmlns:am3d="http://schemas.microsoft.com/office/drawing/2017/model3d" xmlns:o="urn:schemas-microsoft-com:office:office" xmlns:oel="http://schemas.microsoft.com/office/2019/extlst" xmlns:r="http://schemas.openxmlformats.org/officeDocument/2006/relationships" xmlns:m="http://schemas.openxmlformats.org/officeDocument/2006/math" xmlns:v="urn:schemas-microsoft-com:vml" xmlns:wp14="http://schemas.microsoft.com/office/word/2010/wordprocessingDrawing" xmlns:wp="http://schemas.openxmlformats.org/drawingml/2006/wordprocessingDrawing" xmlns:w10="urn:schemas-microsoft-com:office:word" xmlns:w="http://schemas.openxmlformats.org/wordprocessingml/2006/main" xmlns:w14="http://schemas.microsoft.com/office/word/2010/wordml" xmlns:w15="http://schemas.microsoft.com/office/word/2012/wordml" xmlns:w16cex="http://schemas.microsoft.com/office/word/2018/wordml/cex" xmlns:w16cid="http://schemas.microsoft.com/office/word/2016/wordml/cid" xmlns:w16="http://schemas.microsoft.com/office/word/2018/wordml" xmlns:w16du="http://schemas.microsoft.com/office/word/2023/wordml/word16du" xmlns:w16sdtdh="http://schemas.microsoft.com/office/word/2020/wordml/sdtdatahash" xmlns:w16sdtfl="http://schemas.microsoft.com/office/word/2024/wordml/sdtformatlock" xmlns:w16se="http://schemas.microsoft.com/office/word/2015/wordml/symex" xmlns:wpg="http://schemas.microsoft.com/office/word/2010/wordprocessingGroup" xmlns:wpi="http://schemas.microsoft.com/office/word/2010/wordprocessingInk" xmlns:wne="http://schemas.microsoft.com/office/word/2006/wordml" xmlns:wps="http://schemas.microsoft.com/office/word/2010/wordprocessingShape" mc:Ignorable="w14 w15 w16se w16cid w16 w16cex w16sdtdh w16sdtfl w16du wp14">
   <w:body>
     <w:p>
       <w:pPr>
@@ -1008,13 +1008,7 @@
         <w:rPr>
           <w:lang w:eastAsia="en-AU"/>
         </w:rPr>
-        <w:t>T</w:t>
-      </w:r>
-      <w:r>
-        <w:rPr>
-          <w:lang w:eastAsia="en-AU"/>
-        </w:rPr>
-        <w:t>reffen</w:t>
+        <w:t>Treffen</w:t>
       </w:r>
       <w:r>
         <w:rPr>
@@ -1301,34 +1295,13 @@
           <w:numId w:val="1"/>
         </w:numPr>
         <w:spacing w:after="0" w:line="240" w:lineRule="auto"/>
-        <w:rPr>
-          <w:lang w:val="de-DE"/>
-        </w:rPr>
-      </w:pPr>
-      <w:proofErr w:type="spellStart"/>
-      <w:r>
-        <w:rPr>
-          <w:lang w:val="de-DE"/>
-        </w:rPr>
-        <w:t>au</w:t>
-      </w:r>
-      <w:r>
-        <w:rPr>
-          <w:lang w:val="de-DE"/>
-        </w:rPr>
-        <w:t>s</w:t>
-      </w:r>
-      <w:r>
-        <w:rPr>
-          <w:lang w:val="de-DE"/>
-        </w:rPr>
-        <w:t>leihen</w:t>
-      </w:r>
-      <w:proofErr w:type="spellEnd"/>
-      <w:r>
-        <w:rPr>
-          <w:lang w:val="de-DE"/>
-        </w:rPr>
+      </w:pPr>
+      <w:proofErr w:type="spellStart"/>
+      <w:r>
+        <w:t>ausleihen</w:t>
+      </w:r>
+      <w:proofErr w:type="spellEnd"/>
+      <w:r>
         <w:t xml:space="preserve"> — to borrow / to lend — Separable</w:t>
       </w:r>
     </w:p>
@@ -1340,6 +1313,16 @@
           <w:numId w:val="1"/>
         </w:numPr>
         <w:spacing w:before="0" w:beforeAutospacing="0" w:after="0" w:afterAutospacing="0"/>
+        <w:rPr>
+          <w:rFonts w:asciiTheme="minorHAnsi" w:eastAsiaTheme="minorHAnsi" w:hAnsiTheme="minorHAnsi" w:cstheme="minorBidi"/>
+          <w:sz w:val="22"/>
+          <w:szCs w:val="22"/>
+          <w:lang w:eastAsia="en-US"/>
+          <w14:ligatures w14:val="standardContextual"/>
+        </w:rPr>
+      </w:pPr>
+      <w:proofErr w:type="spellStart"/>
+      <w:r>
         <w:rPr>
           <w:rFonts w:asciiTheme="minorHAnsi" w:eastAsiaTheme="minorHAnsi" w:hAnsiTheme="minorHAnsi" w:cstheme="minorBidi"/>
           <w:sz w:val="22"/>
@@ -1347,8 +1330,9 @@
           <w:lang w:val="de-DE" w:eastAsia="en-US"/>
           <w14:ligatures w14:val="standardContextual"/>
         </w:rPr>
-      </w:pPr>
-      <w:proofErr w:type="spellStart"/>
+        <w:t>Borrowing</w:t>
+      </w:r>
+      <w:proofErr w:type="spellEnd"/>
       <w:r>
         <w:rPr>
           <w:rFonts w:asciiTheme="minorHAnsi" w:eastAsiaTheme="minorHAnsi" w:hAnsiTheme="minorHAnsi" w:cstheme="minorBidi"/>
@@ -1357,9 +1341,35 @@
           <w:lang w:val="de-DE" w:eastAsia="en-US"/>
           <w14:ligatures w14:val="standardContextual"/>
         </w:rPr>
-        <w:t>Borrowing</w:t>
-      </w:r>
-      <w:proofErr w:type="spellEnd"/>
+        <w:t xml:space="preserve">: "Ich leihe mir ein Buch aus." </w:t>
+      </w:r>
+      <w:r>
+        <w:rPr>
+          <w:rFonts w:asciiTheme="minorHAnsi" w:eastAsiaTheme="minorHAnsi" w:hAnsiTheme="minorHAnsi" w:cstheme="minorBidi"/>
+          <w:sz w:val="22"/>
+          <w:szCs w:val="22"/>
+          <w:lang w:eastAsia="en-US"/>
+          <w14:ligatures w14:val="standardContextual"/>
+        </w:rPr>
+        <w:t>(I am borrowing a book [for myself].)</w:t>
+      </w:r>
+    </w:p>
+    <w:p>
+      <w:pPr>
+        <w:pStyle w:val="z1qcye"/>
+        <w:numPr>
+          <w:ilvl w:val="0"/>
+          <w:numId w:val="1"/>
+        </w:numPr>
+        <w:spacing w:before="0" w:beforeAutospacing="0" w:after="0" w:afterAutospacing="0"/>
+        <w:rPr>
+          <w:rFonts w:asciiTheme="minorHAnsi" w:eastAsiaTheme="minorHAnsi" w:hAnsiTheme="minorHAnsi" w:cstheme="minorBidi"/>
+          <w:sz w:val="22"/>
+          <w:szCs w:val="22"/>
+          <w:lang w:eastAsia="en-US"/>
+          <w14:ligatures w14:val="standardContextual"/>
+        </w:rPr>
+      </w:pPr>
       <w:r>
         <w:rPr>
           <w:rFonts w:asciiTheme="minorHAnsi" w:eastAsiaTheme="minorHAnsi" w:hAnsiTheme="minorHAnsi" w:cstheme="minorBidi"/>
@@ -1368,273 +1378,367 @@
           <w:lang w:val="de-DE" w:eastAsia="en-US"/>
           <w14:ligatures w14:val="standardContextual"/>
         </w:rPr>
-        <w:t xml:space="preserve">: "Ich leihe mir ein Buch aus." (I am </w:t>
-      </w:r>
-      <w:proofErr w:type="spellStart"/>
+        <w:t xml:space="preserve">Lending: "Ich leihe ihm mein Fahrrad aus." </w:t>
+      </w:r>
       <w:r>
         <w:rPr>
           <w:rFonts w:asciiTheme="minorHAnsi" w:eastAsiaTheme="minorHAnsi" w:hAnsiTheme="minorHAnsi" w:cstheme="minorBidi"/>
           <w:sz w:val="22"/>
           <w:szCs w:val="22"/>
-          <w:lang w:val="de-DE" w:eastAsia="en-US"/>
+          <w:lang w:eastAsia="en-US"/>
           <w14:ligatures w14:val="standardContextual"/>
         </w:rPr>
-        <w:t>borrowing</w:t>
-      </w:r>
-      <w:proofErr w:type="spellEnd"/>
-      <w:r>
-        <w:rPr>
-          <w:rFonts w:asciiTheme="minorHAnsi" w:eastAsiaTheme="minorHAnsi" w:hAnsiTheme="minorHAnsi" w:cstheme="minorBidi"/>
-          <w:sz w:val="22"/>
-          <w:szCs w:val="22"/>
-          <w:lang w:val="de-DE" w:eastAsia="en-US"/>
-          <w14:ligatures w14:val="standardContextual"/>
-        </w:rPr>
-        <w:t xml:space="preserve"> a </w:t>
-      </w:r>
-      <w:proofErr w:type="spellStart"/>
-      <w:r>
-        <w:rPr>
-          <w:rFonts w:asciiTheme="minorHAnsi" w:eastAsiaTheme="minorHAnsi" w:hAnsiTheme="minorHAnsi" w:cstheme="minorBidi"/>
-          <w:sz w:val="22"/>
-          <w:szCs w:val="22"/>
-          <w:lang w:val="de-DE" w:eastAsia="en-US"/>
-          <w14:ligatures w14:val="standardContextual"/>
-        </w:rPr>
-        <w:t>book</w:t>
-      </w:r>
-      <w:proofErr w:type="spellEnd"/>
-      <w:r>
-        <w:rPr>
-          <w:rFonts w:asciiTheme="minorHAnsi" w:eastAsiaTheme="minorHAnsi" w:hAnsiTheme="minorHAnsi" w:cstheme="minorBidi"/>
-          <w:sz w:val="22"/>
-          <w:szCs w:val="22"/>
-          <w:lang w:val="de-DE" w:eastAsia="en-US"/>
-          <w14:ligatures w14:val="standardContextual"/>
-        </w:rPr>
-        <w:t xml:space="preserve"> [for myself].)</w:t>
-      </w:r>
-    </w:p>
-    <w:p>
-      <w:pPr>
-        <w:pStyle w:val="z1qcye"/>
-        <w:numPr>
-          <w:ilvl w:val="0"/>
-          <w:numId w:val="1"/>
-        </w:numPr>
-        <w:spacing w:before="0" w:beforeAutospacing="0" w:after="0" w:afterAutospacing="0"/>
-        <w:rPr>
-          <w:rFonts w:asciiTheme="minorHAnsi" w:eastAsiaTheme="minorHAnsi" w:hAnsiTheme="minorHAnsi" w:cstheme="minorBidi"/>
-          <w:sz w:val="22"/>
-          <w:szCs w:val="22"/>
-          <w:lang w:val="de-DE" w:eastAsia="en-US"/>
-          <w14:ligatures w14:val="standardContextual"/>
-        </w:rPr>
-      </w:pPr>
-      <w:r>
-        <w:rPr>
-          <w:rFonts w:asciiTheme="minorHAnsi" w:eastAsiaTheme="minorHAnsi" w:hAnsiTheme="minorHAnsi" w:cstheme="minorBidi"/>
-          <w:sz w:val="22"/>
-          <w:szCs w:val="22"/>
-          <w:lang w:val="de-DE" w:eastAsia="en-US"/>
-          <w14:ligatures w14:val="standardContextual"/>
-        </w:rPr>
-        <w:t xml:space="preserve">Lending: "Ich leihe ihm mein Fahrrad aus." (I am </w:t>
-      </w:r>
-      <w:proofErr w:type="spellStart"/>
-      <w:r>
-        <w:rPr>
-          <w:rFonts w:asciiTheme="minorHAnsi" w:eastAsiaTheme="minorHAnsi" w:hAnsiTheme="minorHAnsi" w:cstheme="minorBidi"/>
-          <w:sz w:val="22"/>
-          <w:szCs w:val="22"/>
-          <w:lang w:val="de-DE" w:eastAsia="en-US"/>
-          <w14:ligatures w14:val="standardContextual"/>
-        </w:rPr>
-        <w:t>lending</w:t>
-      </w:r>
-      <w:proofErr w:type="spellEnd"/>
-      <w:r>
-        <w:rPr>
-          <w:rFonts w:asciiTheme="minorHAnsi" w:eastAsiaTheme="minorHAnsi" w:hAnsiTheme="minorHAnsi" w:cstheme="minorBidi"/>
-          <w:sz w:val="22"/>
-          <w:szCs w:val="22"/>
-          <w:lang w:val="de-DE" w:eastAsia="en-US"/>
-          <w14:ligatures w14:val="standardContextual"/>
+        <w:t>(I am lending my bike to him.)</w:t>
+      </w:r>
+    </w:p>
+    <w:p>
+      <w:pPr>
+        <w:pStyle w:val="ListParagraph"/>
+        <w:numPr>
+          <w:ilvl w:val="0"/>
+          <w:numId w:val="1"/>
+        </w:numPr>
+      </w:pPr>
+      <w:proofErr w:type="spellStart"/>
+      <w:r>
+        <w:rPr>
+          <w:b/>
+          <w:bCs/>
+        </w:rPr>
+        <w:t>recherchieren</w:t>
+      </w:r>
+      <w:proofErr w:type="spellEnd"/>
+      <w:r>
+        <w:t xml:space="preserve"> — to research</w:t>
+      </w:r>
+    </w:p>
+    <w:p>
+      <w:pPr>
+        <w:pStyle w:val="ListParagraph"/>
+        <w:numPr>
+          <w:ilvl w:val="0"/>
+          <w:numId w:val="1"/>
+        </w:numPr>
+      </w:pPr>
+      <w:proofErr w:type="spellStart"/>
+      <w:r>
+        <w:rPr>
+          <w:b/>
+          <w:bCs/>
+        </w:rPr>
+        <w:t>beenden</w:t>
+      </w:r>
+      <w:proofErr w:type="spellEnd"/>
+      <w:r>
+        <w:rPr>
+          <w:b/>
+          <w:bCs/>
         </w:rPr>
         <w:t xml:space="preserve"> </w:t>
       </w:r>
-      <w:proofErr w:type="spellStart"/>
-      <w:r>
-        <w:rPr>
-          <w:rFonts w:asciiTheme="minorHAnsi" w:eastAsiaTheme="minorHAnsi" w:hAnsiTheme="minorHAnsi" w:cstheme="minorBidi"/>
-          <w:sz w:val="22"/>
-          <w:szCs w:val="22"/>
-          <w:lang w:val="de-DE" w:eastAsia="en-US"/>
-          <w14:ligatures w14:val="standardContextual"/>
-        </w:rPr>
-        <w:t>my</w:t>
-      </w:r>
-      <w:proofErr w:type="spellEnd"/>
-      <w:r>
-        <w:rPr>
-          <w:rFonts w:asciiTheme="minorHAnsi" w:eastAsiaTheme="minorHAnsi" w:hAnsiTheme="minorHAnsi" w:cstheme="minorBidi"/>
-          <w:sz w:val="22"/>
-          <w:szCs w:val="22"/>
-          <w:lang w:val="de-DE" w:eastAsia="en-US"/>
-          <w14:ligatures w14:val="standardContextual"/>
-        </w:rPr>
-        <w:t xml:space="preserve"> bike to him.)</w:t>
-      </w:r>
-    </w:p>
-    <w:p>
-      <w:pPr>
-        <w:pStyle w:val="ListParagraph"/>
-        <w:numPr>
-          <w:ilvl w:val="0"/>
-          <w:numId w:val="1"/>
-        </w:numPr>
-      </w:pPr>
-      <w:proofErr w:type="spellStart"/>
-      <w:r>
-        <w:rPr>
-          <w:b/>
-          <w:bCs/>
-        </w:rPr>
-        <w:t>recherchieren</w:t>
-      </w:r>
-      <w:proofErr w:type="spellEnd"/>
-      <w:r>
-        <w:t xml:space="preserve"> — to research</w:t>
-      </w:r>
-    </w:p>
-    <w:p>
-      <w:pPr>
-        <w:pStyle w:val="ListParagraph"/>
-        <w:numPr>
-          <w:ilvl w:val="0"/>
-          <w:numId w:val="1"/>
-        </w:numPr>
-      </w:pPr>
-      <w:proofErr w:type="spellStart"/>
-      <w:r>
-        <w:rPr>
-          <w:b/>
-          <w:bCs/>
-        </w:rPr>
-        <w:t>beenden</w:t>
-      </w:r>
-      <w:proofErr w:type="spellEnd"/>
-      <w:r>
-        <w:rPr>
-          <w:b/>
-          <w:bCs/>
-        </w:rPr>
+      <w:r>
+        <w:sym w:font="Wingdings" w:char="F0E0"/>
+      </w:r>
+      <w:r>
+        <w:t xml:space="preserve"> to end</w:t>
+      </w:r>
+    </w:p>
+    <w:p>
+      <w:pPr>
+        <w:pStyle w:val="ListParagraph"/>
+        <w:numPr>
+          <w:ilvl w:val="0"/>
+          <w:numId w:val="1"/>
+        </w:numPr>
+      </w:pPr>
+      <w:r>
+        <w:t xml:space="preserve">an + </w:t>
+      </w:r>
+      <w:proofErr w:type="spellStart"/>
+      <w:r>
+        <w:t>platz</w:t>
+      </w:r>
+      <w:proofErr w:type="spellEnd"/>
+      <w:r>
+        <w:t xml:space="preserve"> + </w:t>
+      </w:r>
+      <w:proofErr w:type="spellStart"/>
+      <w:r>
+        <w:t>studieren</w:t>
+      </w:r>
+      <w:proofErr w:type="spellEnd"/>
+    </w:p>
+    <w:p>
+      <w:pPr>
+        <w:pStyle w:val="ListParagraph"/>
+        <w:numPr>
+          <w:ilvl w:val="0"/>
+          <w:numId w:val="1"/>
+        </w:numPr>
+      </w:pPr>
+      <w:proofErr w:type="spellStart"/>
+      <w:r>
+        <w:t>Gespräch</w:t>
+      </w:r>
+      <w:proofErr w:type="spellEnd"/>
+      <w:r>
         <w:t xml:space="preserve"> </w:t>
       </w:r>
+      <w:proofErr w:type="spellStart"/>
+      <w:r>
+        <w:t>führen</w:t>
+      </w:r>
+      <w:proofErr w:type="spellEnd"/>
+    </w:p>
+    <w:p>
+      <w:pPr>
+        <w:pStyle w:val="ListParagraph"/>
+        <w:numPr>
+          <w:ilvl w:val="0"/>
+          <w:numId w:val="1"/>
+        </w:numPr>
+      </w:pPr>
+      <w:proofErr w:type="spellStart"/>
+      <w:r>
+        <w:t>Ankommen</w:t>
+      </w:r>
+      <w:proofErr w:type="spellEnd"/>
+      <w:r>
+        <w:t xml:space="preserve"> </w:t>
+      </w:r>
       <w:r>
         <w:sym w:font="Wingdings" w:char="F0E0"/>
       </w:r>
       <w:r>
-        <w:t xml:space="preserve"> to end</w:t>
-      </w:r>
-    </w:p>
-    <w:p>
-      <w:pPr>
-        <w:pStyle w:val="ListParagraph"/>
-        <w:numPr>
-          <w:ilvl w:val="0"/>
-          <w:numId w:val="1"/>
-        </w:numPr>
-      </w:pPr>
-      <w:r>
-        <w:t xml:space="preserve">an + </w:t>
-      </w:r>
-      <w:proofErr w:type="spellStart"/>
-      <w:r>
-        <w:t>platz</w:t>
-      </w:r>
-      <w:proofErr w:type="spellEnd"/>
-      <w:r>
-        <w:t xml:space="preserve"> + </w:t>
-      </w:r>
-      <w:proofErr w:type="spellStart"/>
-      <w:r>
-        <w:t>studieren</w:t>
-      </w:r>
-      <w:proofErr w:type="spellEnd"/>
-    </w:p>
-    <w:p>
-      <w:pPr>
-        <w:pStyle w:val="ListParagraph"/>
-        <w:numPr>
-          <w:ilvl w:val="0"/>
-          <w:numId w:val="1"/>
-        </w:numPr>
-      </w:pPr>
-      <w:proofErr w:type="spellStart"/>
-      <w:r>
-        <w:t>Gespräch</w:t>
+        <w:t xml:space="preserve"> to arrive</w:t>
+      </w:r>
+    </w:p>
+    <w:p>
+      <w:pPr>
+        <w:pStyle w:val="ListParagraph"/>
+        <w:numPr>
+          <w:ilvl w:val="0"/>
+          <w:numId w:val="1"/>
+        </w:numPr>
+      </w:pPr>
+      <w:proofErr w:type="spellStart"/>
+      <w:r>
+        <w:t>Scheint</w:t>
       </w:r>
       <w:proofErr w:type="spellEnd"/>
       <w:r>
         <w:t xml:space="preserve"> </w:t>
       </w:r>
-      <w:proofErr w:type="spellStart"/>
-      <w:r>
-        <w:t>führen</w:t>
-      </w:r>
-      <w:proofErr w:type="spellEnd"/>
-    </w:p>
-    <w:p>
-      <w:pPr>
-        <w:pStyle w:val="ListParagraph"/>
-        <w:numPr>
-          <w:ilvl w:val="0"/>
-          <w:numId w:val="1"/>
-        </w:numPr>
-      </w:pPr>
-      <w:proofErr w:type="spellStart"/>
+      <w:r>
+        <w:sym w:font="Wingdings" w:char="F0E0"/>
+      </w:r>
+      <w:r>
+        <w:t xml:space="preserve"> shine</w:t>
+      </w:r>
+    </w:p>
+    <w:p>
+      <w:pPr>
+        <w:pStyle w:val="ListParagraph"/>
+        <w:numPr>
+          <w:ilvl w:val="0"/>
+          <w:numId w:val="1"/>
+        </w:numPr>
+      </w:pPr>
+      <w:r>
+        <w:t xml:space="preserve">Tragen </w:t>
+      </w:r>
+      <w:r>
+        <w:sym w:font="Wingdings" w:char="F0E8"/>
+      </w:r>
+      <w:r>
+        <w:t xml:space="preserve"> to wear</w:t>
+      </w:r>
+    </w:p>
+    <w:p>
+      <w:pPr>
+        <w:pStyle w:val="ListParagraph"/>
+        <w:numPr>
+          <w:ilvl w:val="0"/>
+          <w:numId w:val="1"/>
+        </w:numPr>
+      </w:pPr>
+      <w:proofErr w:type="spellStart"/>
+      <w:r>
+        <w:lastRenderedPageBreak/>
+        <w:t>Einpacken</w:t>
+      </w:r>
+      <w:proofErr w:type="spellEnd"/>
+      <w:r>
+        <w:t xml:space="preserve"> (separable) </w:t>
+      </w:r>
+      <w:proofErr w:type="spellStart"/>
+      <w:r>
+        <w:t>eingepackt</w:t>
+      </w:r>
+      <w:proofErr w:type="spellEnd"/>
+      <w:r>
+        <w:t xml:space="preserve"> </w:t>
+      </w:r>
+      <w:r>
+        <w:sym w:font="Wingdings" w:char="F0E0"/>
+      </w:r>
+      <w:r>
+        <w:t xml:space="preserve"> to pack</w:t>
+      </w:r>
+    </w:p>
+    <w:p>
+      <w:pPr>
+        <w:pStyle w:val="ListParagraph"/>
+        <w:numPr>
+          <w:ilvl w:val="0"/>
+          <w:numId w:val="1"/>
+        </w:numPr>
+      </w:pPr>
+      <w:proofErr w:type="spellStart"/>
+      <w:r>
+        <w:rPr>
+          <w:b/>
+          <w:bCs/>
+        </w:rPr>
+        <w:t>anprobieren</w:t>
+      </w:r>
+      <w:proofErr w:type="spellEnd"/>
+      <w:r>
+        <w:t xml:space="preserve"> (to try on [clothing]) / Past Participle: </w:t>
+      </w:r>
+      <w:proofErr w:type="spellStart"/>
+      <w:r>
+        <w:rPr>
+          <w:b/>
+          <w:bCs/>
+        </w:rPr>
+        <w:t>anprobiert</w:t>
+      </w:r>
+      <w:proofErr w:type="spellEnd"/>
+      <w:r>
+        <w:t xml:space="preserve"> (tried on)</w:t>
+      </w:r>
+    </w:p>
+    <w:p>
+      <w:pPr>
+        <w:pStyle w:val="ListParagraph"/>
+        <w:numPr>
+          <w:ilvl w:val="0"/>
+          <w:numId w:val="1"/>
+        </w:numPr>
+        <w:spacing w:after="0" w:line="240" w:lineRule="auto"/>
+      </w:pPr>
+      <w:proofErr w:type="spellStart"/>
+      <w:r>
+        <w:t>umtauschen</w:t>
+      </w:r>
+      <w:proofErr w:type="spellEnd"/>
+      <w:r>
+        <w:t xml:space="preserve"> (to exchange / to return) / Past Participle: </w:t>
+      </w:r>
+      <w:proofErr w:type="spellStart"/>
+      <w:r>
+        <w:t>umgetauscht</w:t>
+      </w:r>
+      <w:proofErr w:type="spellEnd"/>
+      <w:r>
+        <w:t xml:space="preserve"> (exchanged). Separable verb.</w:t>
+      </w:r>
+    </w:p>
+    <w:p>
+      <w:pPr>
+        <w:pStyle w:val="ListParagraph"/>
+        <w:numPr>
+          <w:ilvl w:val="0"/>
+          <w:numId w:val="1"/>
+        </w:numPr>
+      </w:pPr>
+      <w:r>
+        <w:t xml:space="preserve">Meinen </w:t>
+      </w:r>
+      <w:r>
+        <w:sym w:font="Wingdings" w:char="F0E0"/>
+      </w:r>
+      <w:r>
+        <w:t xml:space="preserve"> to mean.  </w:t>
+      </w:r>
+      <w:proofErr w:type="spellStart"/>
+      <w:r>
+        <w:t>G</w:t>
+      </w:r>
+      <w:r>
+        <w:t>emeint</w:t>
+      </w:r>
+      <w:proofErr w:type="spellEnd"/>
+    </w:p>
+    <w:p>
+      <w:pPr>
+        <w:pStyle w:val="ListParagraph"/>
+        <w:numPr>
+          <w:ilvl w:val="0"/>
+          <w:numId w:val="1"/>
+        </w:numPr>
+      </w:pPr>
+      <w:r>
+        <w:t xml:space="preserve">Denken, </w:t>
+      </w:r>
+      <w:proofErr w:type="spellStart"/>
+      <w:r>
+        <w:t>habe</w:t>
+      </w:r>
+      <w:proofErr w:type="spellEnd"/>
+      <w:r>
+        <w:t xml:space="preserve"> </w:t>
+      </w:r>
+      <w:proofErr w:type="spellStart"/>
+      <w:r>
+        <w:t>gedacht</w:t>
+      </w:r>
+      <w:proofErr w:type="spellEnd"/>
+      <w:r>
+        <w:t xml:space="preserve"> </w:t>
+      </w:r>
+      <w:r>
+        <w:sym w:font="Wingdings" w:char="F0E0"/>
+      </w:r>
+      <w:r>
+        <w:t xml:space="preserve"> to think</w:t>
+      </w:r>
+    </w:p>
+    <w:p>
+      <w:pPr>
+        <w:pStyle w:val="ListParagraph"/>
+        <w:numPr>
+          <w:ilvl w:val="0"/>
+          <w:numId w:val="1"/>
+        </w:numPr>
+      </w:pPr>
+      <w:proofErr w:type="spellStart"/>
+      <w:proofErr w:type="gramStart"/>
       <w:r>
         <w:t>A</w:t>
       </w:r>
       <w:r>
-        <w:t>nkommen</w:t>
-      </w:r>
-      <w:proofErr w:type="spellEnd"/>
+        <w:t>nziehen</w:t>
+      </w:r>
+      <w:proofErr w:type="spellEnd"/>
+      <w:r>
+        <w:t xml:space="preserve"> ,</w:t>
+      </w:r>
+      <w:proofErr w:type="gramEnd"/>
       <w:r>
         <w:t xml:space="preserve"> </w:t>
       </w:r>
+      <w:proofErr w:type="spellStart"/>
+      <w:r>
+        <w:t>angezogen</w:t>
+      </w:r>
+      <w:proofErr w:type="spellEnd"/>
       <w:r>
         <w:sym w:font="Wingdings" w:char="F0E0"/>
       </w:r>
       <w:r>
-        <w:t xml:space="preserve"> to arrive</w:t>
-      </w:r>
-    </w:p>
-    <w:p>
-      <w:pPr>
-        <w:pStyle w:val="ListParagraph"/>
-        <w:numPr>
-          <w:ilvl w:val="0"/>
-          <w:numId w:val="1"/>
-        </w:numPr>
-      </w:pPr>
-      <w:proofErr w:type="spellStart"/>
-      <w:r>
-        <w:t>S</w:t>
-      </w:r>
-      <w:r>
-        <w:t>cheint</w:t>
-      </w:r>
-      <w:proofErr w:type="spellEnd"/>
-      <w:r>
-        <w:t xml:space="preserve"> </w:t>
-      </w:r>
-      <w:r>
-        <w:sym w:font="Wingdings" w:char="F0E0"/>
-      </w:r>
-      <w:r>
-        <w:t xml:space="preserve"> shine</w:t>
+        <w:t xml:space="preserve"> to wear</w:t>
       </w:r>
     </w:p>
     <w:p>
@@ -1657,7 +1761,7 @@
 </file>
 
 <file path=word/numbering.xml><?xml version="1.0" encoding="utf-8"?>
-<w:numbering xmlns:wpc="http://schemas.microsoft.com/office/word/2010/wordprocessingCanvas" xmlns:cx="http://schemas.microsoft.com/office/drawing/2014/chartex" xmlns:cx1="http://schemas.microsoft.com/office/drawing/2015/9/8/chartex" xmlns:cx2="http://schemas.microsoft.com/office/drawing/2015/10/21/chartex" xmlns:cx3="http://schemas.microsoft.com/office/drawing/2016/5/9/chartex" xmlns:cx4="http://schemas.microsoft.com/office/drawing/2016/5/10/chartex" xmlns:cx5="http://schemas.microsoft.com/office/drawing/2016/5/11/chartex" xmlns:cx6="http://schemas.microsoft.com/office/drawing/2016/5/12/chartex" xmlns:cx7="http://schemas.microsoft.com/office/drawing/2016/5/13/chartex" xmlns:cx8="http://schemas.microsoft.com/office/drawing/2016/5/14/chartex" xmlns:mc="http://schemas.openxmlformats.org/markup-compatibility/2006" xmlns:aink="http://schemas.microsoft.com/office/drawing/2016/ink" xmlns:am3d="http://schemas.microsoft.com/office/drawing/2017/model3d" xmlns:o="urn:schemas-microsoft-com:office:office" xmlns:oel="http://schemas.microsoft.com/office/2019/extlst" xmlns:r="http://schemas.openxmlformats.org/officeDocument/2006/relationships" xmlns:m="http://schemas.openxmlformats.org/officeDocument/2006/math" xmlns:v="urn:schemas-microsoft-com:vml" xmlns:wp14="http://schemas.microsoft.com/office/word/2010/wordprocessingDrawing" xmlns:wp="http://schemas.openxmlformats.org/drawingml/2006/wordprocessingDrawing" xmlns:w10="urn:schemas-microsoft-com:office:word" xmlns:w="http://schemas.openxmlformats.org/wordprocessingml/2006/main" xmlns:w14="http://schemas.microsoft.com/office/word/2010/wordml" xmlns:w15="http://schemas.microsoft.com/office/word/2012/wordml" xmlns:w16cei="http://schemas.microsoft.com/office/word/2026/wordml/cei" xmlns:w16cex="http://schemas.microsoft.com/office/word/2018/wordml/cex" xmlns:w16cid="http://schemas.microsoft.com/office/word/2016/wordml/cid" xmlns:w16="http://schemas.microsoft.com/office/word/2018/wordml" xmlns:w16du="http://schemas.microsoft.com/office/word/2023/wordml/word16du" xmlns:w16sdtdh="http://schemas.microsoft.com/office/word/2020/wordml/sdtdatahash" xmlns:w16sdtfl="http://schemas.microsoft.com/office/word/2024/wordml/sdtformatlock" xmlns:w16se="http://schemas.microsoft.com/office/word/2015/wordml/symex" xmlns:wpg="http://schemas.microsoft.com/office/word/2010/wordprocessingGroup" xmlns:wpi="http://schemas.microsoft.com/office/word/2010/wordprocessingInk" xmlns:wne="http://schemas.microsoft.com/office/word/2006/wordml" xmlns:wps="http://schemas.microsoft.com/office/word/2010/wordprocessingShape" mc:Ignorable="w14 w15 w16se w16cid w16 w16cex w16sdtdh w16sdtfl w16du wp14">
+<w:numbering xmlns:wpc="http://schemas.microsoft.com/office/word/2010/wordprocessingCanvas" xmlns:cx="http://schemas.microsoft.com/office/drawing/2014/chartex" xmlns:cx1="http://schemas.microsoft.com/office/drawing/2015/9/8/chartex" xmlns:cx2="http://schemas.microsoft.com/office/drawing/2015/10/21/chartex" xmlns:cx3="http://schemas.microsoft.com/office/drawing/2016/5/9/chartex" xmlns:cx4="http://schemas.microsoft.com/office/drawing/2016/5/10/chartex" xmlns:cx5="http://schemas.microsoft.com/office/drawing/2016/5/11/chartex" xmlns:cx6="http://schemas.microsoft.com/office/drawing/2016/5/12/chartex" xmlns:cx7="http://schemas.microsoft.com/office/drawing/2016/5/13/chartex" xmlns:cx8="http://schemas.microsoft.com/office/drawing/2016/5/14/chartex" xmlns:mc="http://schemas.openxmlformats.org/markup-compatibility/2006" xmlns:aink="http://schemas.microsoft.com/office/drawing/2016/ink" xmlns:am3d="http://schemas.microsoft.com/office/drawing/2017/model3d" xmlns:o="urn:schemas-microsoft-com:office:office" xmlns:oel="http://schemas.microsoft.com/office/2019/extlst" xmlns:r="http://schemas.openxmlformats.org/officeDocument/2006/relationships" xmlns:m="http://schemas.openxmlformats.org/officeDocument/2006/math" xmlns:v="urn:schemas-microsoft-com:vml" xmlns:wp14="http://schemas.microsoft.com/office/word/2010/wordprocessingDrawing" xmlns:wp="http://schemas.openxmlformats.org/drawingml/2006/wordprocessingDrawing" xmlns:w10="urn:schemas-microsoft-com:office:word" xmlns:w="http://schemas.openxmlformats.org/wordprocessingml/2006/main" xmlns:w14="http://schemas.microsoft.com/office/word/2010/wordml" xmlns:w15="http://schemas.microsoft.com/office/word/2012/wordml" xmlns:w16cex="http://schemas.microsoft.com/office/word/2018/wordml/cex" xmlns:w16cid="http://schemas.microsoft.com/office/word/2016/wordml/cid" xmlns:w16="http://schemas.microsoft.com/office/word/2018/wordml" xmlns:w16du="http://schemas.microsoft.com/office/word/2023/wordml/word16du" xmlns:w16sdtdh="http://schemas.microsoft.com/office/word/2020/wordml/sdtdatahash" xmlns:w16sdtfl="http://schemas.microsoft.com/office/word/2024/wordml/sdtformatlock" xmlns:w16se="http://schemas.microsoft.com/office/word/2015/wordml/symex" xmlns:wpg="http://schemas.microsoft.com/office/word/2010/wordprocessingGroup" xmlns:wpi="http://schemas.microsoft.com/office/word/2010/wordprocessingInk" xmlns:wne="http://schemas.microsoft.com/office/word/2006/wordml" xmlns:wps="http://schemas.microsoft.com/office/word/2010/wordprocessingShape" mc:Ignorable="w14 w15 w16se w16cid w16 w16cex w16sdtdh w16sdtfl w16du wp14">
   <w:abstractNum w:abstractNumId="0" w15:restartNumberingAfterBreak="0">
     <w:nsid w:val="02506274"/>
     <w:multiLevelType w:val="multilevel"/>

--- a/Verbs.docx
+++ b/Verbs.docx
@@ -1748,6 +1748,443 @@
           <w:ilvl w:val="0"/>
           <w:numId w:val="1"/>
         </w:numPr>
+      </w:pPr>
+      <w:proofErr w:type="spellStart"/>
+      <w:r>
+        <w:rPr>
+          <w:b/>
+          <w:bCs/>
+        </w:rPr>
+        <w:t>beschreiben</w:t>
+      </w:r>
+      <w:proofErr w:type="spellEnd"/>
+      <w:r>
+        <w:t xml:space="preserve"> (to describe) / Past Participle: </w:t>
+      </w:r>
+      <w:proofErr w:type="spellStart"/>
+      <w:r>
+        <w:rPr>
+          <w:b/>
+          <w:bCs/>
+        </w:rPr>
+        <w:t>beschrieben</w:t>
+      </w:r>
+      <w:proofErr w:type="spellEnd"/>
+      <w:r>
+        <w:t xml:space="preserve"> (described). Regular prefix, non-separable verb.</w:t>
+      </w:r>
+    </w:p>
+    <w:p>
+      <w:pPr>
+        <w:pStyle w:val="ListParagraph"/>
+        <w:numPr>
+          <w:ilvl w:val="0"/>
+          <w:numId w:val="1"/>
+        </w:numPr>
+        <w:spacing w:after="0" w:line="240" w:lineRule="auto"/>
+      </w:pPr>
+      <w:proofErr w:type="spellStart"/>
+      <w:r>
+        <w:t>verschieben</w:t>
+      </w:r>
+      <w:proofErr w:type="spellEnd"/>
+      <w:r>
+        <w:t xml:space="preserve"> (to postpone / to move) / Past Participle: </w:t>
+      </w:r>
+      <w:proofErr w:type="spellStart"/>
+      <w:r>
+        <w:t>verschoben</w:t>
+      </w:r>
+      <w:proofErr w:type="spellEnd"/>
+      <w:r>
+        <w:t xml:space="preserve"> (postponed / moved). Non-separable verb.</w:t>
+      </w:r>
+    </w:p>
+    <w:p>
+      <w:pPr>
+        <w:pStyle w:val="ListParagraph"/>
+        <w:numPr>
+          <w:ilvl w:val="0"/>
+          <w:numId w:val="1"/>
+        </w:numPr>
+        <w:spacing w:after="0" w:line="240" w:lineRule="auto"/>
+      </w:pPr>
+      <w:proofErr w:type="spellStart"/>
+      <w:r>
+        <w:t>übersetzen</w:t>
+      </w:r>
+      <w:proofErr w:type="spellEnd"/>
+      <w:r>
+        <w:t xml:space="preserve"> (to translate) / Past Participle: </w:t>
+      </w:r>
+      <w:proofErr w:type="spellStart"/>
+      <w:r>
+        <w:t>übersetzt</w:t>
+      </w:r>
+      <w:proofErr w:type="spellEnd"/>
+      <w:r>
+        <w:t xml:space="preserve"> (translated). Non-separable verb.</w:t>
+      </w:r>
+    </w:p>
+    <w:p>
+      <w:pPr>
+        <w:pStyle w:val="ListParagraph"/>
+        <w:numPr>
+          <w:ilvl w:val="0"/>
+          <w:numId w:val="1"/>
+        </w:numPr>
+      </w:pPr>
+      <w:proofErr w:type="spellStart"/>
+      <w:r>
+        <w:rPr>
+          <w:b/>
+          <w:bCs/>
+        </w:rPr>
+        <w:t>ausdrucken</w:t>
+      </w:r>
+      <w:proofErr w:type="spellEnd"/>
+      <w:r>
+        <w:t xml:space="preserve"> (to print out) / Past Participle: </w:t>
+      </w:r>
+      <w:proofErr w:type="spellStart"/>
+      <w:r>
+        <w:rPr>
+          <w:b/>
+          <w:bCs/>
+        </w:rPr>
+        <w:t>ausgedruckt</w:t>
+      </w:r>
+      <w:proofErr w:type="spellEnd"/>
+      <w:r>
+        <w:t xml:space="preserve"> (printed out). Separable verb</w:t>
+      </w:r>
+    </w:p>
+    <w:p>
+      <w:pPr>
+        <w:pStyle w:val="ListParagraph"/>
+        <w:numPr>
+          <w:ilvl w:val="0"/>
+          <w:numId w:val="1"/>
+        </w:numPr>
+        <w:spacing w:after="0" w:line="240" w:lineRule="auto"/>
+      </w:pPr>
+      <w:proofErr w:type="spellStart"/>
+      <w:r>
+        <w:t>weiterleiten</w:t>
+      </w:r>
+      <w:proofErr w:type="spellEnd"/>
+      <w:r>
+        <w:t xml:space="preserve"> (to forward / to redirect) / Past Participle: </w:t>
+      </w:r>
+      <w:proofErr w:type="spellStart"/>
+      <w:r>
+        <w:t>weitergeleitet</w:t>
+      </w:r>
+      <w:proofErr w:type="spellEnd"/>
+      <w:r>
+        <w:t xml:space="preserve"> (forwarded). Separable verb.</w:t>
+      </w:r>
+    </w:p>
+    <w:p>
+      <w:pPr>
+        <w:pStyle w:val="ListParagraph"/>
+        <w:numPr>
+          <w:ilvl w:val="0"/>
+          <w:numId w:val="1"/>
+        </w:numPr>
+        <w:rPr>
+          <w:b/>
+          <w:bCs/>
+        </w:rPr>
+      </w:pPr>
+      <w:proofErr w:type="spellStart"/>
+      <w:r>
+        <w:rPr>
+          <w:b/>
+          <w:bCs/>
+        </w:rPr>
+        <w:t>V</w:t>
+      </w:r>
+      <w:r>
+        <w:rPr>
+          <w:b/>
+          <w:bCs/>
+        </w:rPr>
+        <w:t>ereinbaren</w:t>
+      </w:r>
+      <w:proofErr w:type="spellEnd"/>
+      <w:r>
+        <w:rPr>
+          <w:b/>
+          <w:bCs/>
+        </w:rPr>
+        <w:t xml:space="preserve"> </w:t>
+      </w:r>
+      <w:r>
+        <w:t xml:space="preserve">(to agree on / to arrange [e.g., an appointment]) / Past Participle: </w:t>
+      </w:r>
+      <w:proofErr w:type="spellStart"/>
+      <w:r>
+        <w:rPr>
+          <w:b/>
+          <w:bCs/>
+        </w:rPr>
+        <w:t>vereinbart</w:t>
+      </w:r>
+      <w:proofErr w:type="spellEnd"/>
+      <w:r>
+        <w:t xml:space="preserve"> (agreed/arranged). Non-separable verb.</w:t>
+      </w:r>
+    </w:p>
+    <w:p>
+      <w:pPr>
+        <w:pStyle w:val="ListParagraph"/>
+        <w:numPr>
+          <w:ilvl w:val="0"/>
+          <w:numId w:val="1"/>
+        </w:numPr>
+        <w:rPr>
+          <w:b/>
+          <w:bCs/>
+        </w:rPr>
+      </w:pPr>
+      <w:proofErr w:type="spellStart"/>
+      <w:r>
+        <w:rPr>
+          <w:b/>
+          <w:bCs/>
+        </w:rPr>
+        <w:t>Loesen</w:t>
+      </w:r>
+      <w:proofErr w:type="spellEnd"/>
+      <w:r>
+        <w:rPr>
+          <w:b/>
+          <w:bCs/>
+        </w:rPr>
+        <w:t xml:space="preserve"> </w:t>
+      </w:r>
+      <w:r>
+        <w:rPr>
+          <w:b/>
+          <w:bCs/>
+        </w:rPr>
+        <w:sym w:font="Wingdings" w:char="F0E0"/>
+      </w:r>
+      <w:r>
+        <w:rPr>
+          <w:b/>
+          <w:bCs/>
+        </w:rPr>
+        <w:t xml:space="preserve"> </w:t>
+      </w:r>
+      <w:proofErr w:type="spellStart"/>
+      <w:r>
+        <w:rPr>
+          <w:b/>
+          <w:bCs/>
+        </w:rPr>
+        <w:t>geloest</w:t>
+      </w:r>
+      <w:proofErr w:type="spellEnd"/>
+      <w:r>
+        <w:rPr>
+          <w:b/>
+          <w:bCs/>
+        </w:rPr>
+        <w:t xml:space="preserve"> </w:t>
+      </w:r>
+      <w:r>
+        <w:rPr>
+          <w:b/>
+          <w:bCs/>
+        </w:rPr>
+        <w:sym w:font="Wingdings" w:char="F0E0"/>
+      </w:r>
+      <w:r>
+        <w:rPr>
+          <w:b/>
+          <w:bCs/>
+        </w:rPr>
+        <w:t xml:space="preserve"> to solve</w:t>
+      </w:r>
+    </w:p>
+    <w:p>
+      <w:pPr>
+        <w:pStyle w:val="ListParagraph"/>
+        <w:numPr>
+          <w:ilvl w:val="0"/>
+          <w:numId w:val="1"/>
+        </w:numPr>
+        <w:rPr>
+          <w:b/>
+          <w:bCs/>
+        </w:rPr>
+      </w:pPr>
+      <w:proofErr w:type="spellStart"/>
+      <w:r>
+        <w:rPr>
+          <w:b/>
+          <w:bCs/>
+        </w:rPr>
+        <w:t>beraten</w:t>
+      </w:r>
+      <w:proofErr w:type="spellEnd"/>
+      <w:r>
+        <w:rPr>
+          <w:b/>
+          <w:bCs/>
+        </w:rPr>
+        <w:t xml:space="preserve"> (to advise / to consult) / Past Participle: </w:t>
+      </w:r>
+      <w:proofErr w:type="spellStart"/>
+      <w:r>
+        <w:rPr>
+          <w:b/>
+          <w:bCs/>
+        </w:rPr>
+        <w:t>beraten</w:t>
+      </w:r>
+      <w:proofErr w:type="spellEnd"/>
+      <w:r>
+        <w:rPr>
+          <w:b/>
+          <w:bCs/>
+        </w:rPr>
+        <w:t xml:space="preserve"> (advised). Non-separable verb.</w:t>
+      </w:r>
+    </w:p>
+    <w:p>
+      <w:pPr>
+        <w:pStyle w:val="ListParagraph"/>
+        <w:numPr>
+          <w:ilvl w:val="0"/>
+          <w:numId w:val="1"/>
+        </w:numPr>
+        <w:rPr>
+          <w:b/>
+          <w:bCs/>
+        </w:rPr>
+      </w:pPr>
+      <w:proofErr w:type="spellStart"/>
+      <w:r>
+        <w:rPr>
+          <w:b/>
+          <w:bCs/>
+        </w:rPr>
+        <w:t>empfangen</w:t>
+      </w:r>
+      <w:proofErr w:type="spellEnd"/>
+      <w:r>
+        <w:rPr>
+          <w:b/>
+          <w:bCs/>
+        </w:rPr>
+        <w:t xml:space="preserve"> (to receive / to welcome) / Past Participle: </w:t>
+      </w:r>
+      <w:proofErr w:type="spellStart"/>
+      <w:r>
+        <w:rPr>
+          <w:b/>
+          <w:bCs/>
+        </w:rPr>
+        <w:t>empfangen</w:t>
+      </w:r>
+      <w:proofErr w:type="spellEnd"/>
+      <w:r>
+        <w:rPr>
+          <w:b/>
+          <w:bCs/>
+        </w:rPr>
+        <w:t xml:space="preserve"> (received). Non-separable verb.</w:t>
+      </w:r>
+    </w:p>
+    <w:p>
+      <w:pPr>
+        <w:pStyle w:val="ListParagraph"/>
+        <w:numPr>
+          <w:ilvl w:val="0"/>
+          <w:numId w:val="1"/>
+        </w:numPr>
+        <w:rPr>
+          <w:b/>
+          <w:bCs/>
+        </w:rPr>
+      </w:pPr>
+      <w:proofErr w:type="spellStart"/>
+      <w:proofErr w:type="gramStart"/>
+      <w:r>
+        <w:rPr>
+          <w:b/>
+          <w:bCs/>
+        </w:rPr>
+        <w:t>E</w:t>
+      </w:r>
+      <w:r>
+        <w:rPr>
+          <w:b/>
+          <w:bCs/>
+        </w:rPr>
+        <w:t>rwarten</w:t>
+      </w:r>
+      <w:proofErr w:type="spellEnd"/>
+      <w:r>
+        <w:rPr>
+          <w:b/>
+          <w:bCs/>
+        </w:rPr>
+        <w:t xml:space="preserve"> ,</w:t>
+      </w:r>
+      <w:proofErr w:type="gramEnd"/>
+      <w:r>
+        <w:rPr>
+          <w:b/>
+          <w:bCs/>
+        </w:rPr>
+        <w:t xml:space="preserve"> </w:t>
+      </w:r>
+      <w:proofErr w:type="spellStart"/>
+      <w:r>
+        <w:rPr>
+          <w:b/>
+          <w:bCs/>
+        </w:rPr>
+        <w:t>erwartet</w:t>
+      </w:r>
+      <w:proofErr w:type="spellEnd"/>
+      <w:r>
+        <w:rPr>
+          <w:b/>
+          <w:bCs/>
+        </w:rPr>
+        <w:t xml:space="preserve"> </w:t>
+      </w:r>
+      <w:r>
+        <w:rPr>
+          <w:b/>
+          <w:bCs/>
+        </w:rPr>
+        <w:sym w:font="Wingdings" w:char="F0E0"/>
+      </w:r>
+      <w:r>
+        <w:rPr>
+          <w:b/>
+          <w:bCs/>
+        </w:rPr>
+        <w:t xml:space="preserve"> to expect</w:t>
+      </w:r>
+    </w:p>
+    <w:p>
+      <w:pPr>
+        <w:pStyle w:val="ListParagraph"/>
+        <w:numPr>
+          <w:ilvl w:val="0"/>
+          <w:numId w:val="1"/>
+        </w:numPr>
+        <w:rPr>
+          <w:b/>
+          <w:bCs/>
+        </w:rPr>
       </w:pPr>
     </w:p>
     <w:sectPr>

--- a/Verbs.docx
+++ b/Verbs.docx
@@ -92,25 +92,7 @@
           <w:bCs/>
           <w:lang w:eastAsia="en-AU"/>
         </w:rPr>
-        <w:t xml:space="preserve">to ask </w:t>
-      </w:r>
-      <w:proofErr w:type="gramStart"/>
-      <w:r>
-        <w:rPr>
-          <w:b/>
-          <w:bCs/>
-          <w:lang w:eastAsia="en-AU"/>
-        </w:rPr>
-        <w:t>for / inquire</w:t>
-      </w:r>
-      <w:proofErr w:type="gramEnd"/>
-      <w:r>
-        <w:rPr>
-          <w:b/>
-          <w:bCs/>
-          <w:lang w:eastAsia="en-AU"/>
-        </w:rPr>
-        <w:t xml:space="preserve"> about / find out by asking</w:t>
+        <w:t>to ask for / inquire about / find out by asking</w:t>
       </w:r>
     </w:p>
     <w:p>
@@ -1194,7 +1176,6 @@
         </w:rPr>
       </w:pPr>
       <w:proofErr w:type="spellStart"/>
-      <w:proofErr w:type="gramStart"/>
       <w:r>
         <w:rPr>
           <w:lang w:eastAsia="en-AU"/>
@@ -1206,14 +1187,7 @@
         <w:rPr>
           <w:lang w:eastAsia="en-AU"/>
         </w:rPr>
-        <w:t>,,,,</w:t>
-      </w:r>
-      <w:proofErr w:type="gramEnd"/>
-      <w:r>
-        <w:rPr>
-          <w:lang w:eastAsia="en-AU"/>
-        </w:rPr>
-        <w:t xml:space="preserve"> </w:t>
+        <w:t xml:space="preserve">,,,, </w:t>
       </w:r>
       <w:proofErr w:type="spellStart"/>
       <w:r>
@@ -1714,247 +1688,262 @@
         </w:numPr>
       </w:pPr>
       <w:proofErr w:type="spellStart"/>
-      <w:proofErr w:type="gramStart"/>
-      <w:r>
-        <w:t>A</w:t>
-      </w:r>
-      <w:r>
-        <w:t>nziehen</w:t>
-      </w:r>
-      <w:proofErr w:type="spellEnd"/>
-      <w:r>
-        <w:t xml:space="preserve"> ,</w:t>
-      </w:r>
-      <w:proofErr w:type="gramEnd"/>
-      <w:r>
+      <w:r>
+        <w:t>Anziehen</w:t>
+      </w:r>
+      <w:proofErr w:type="spellEnd"/>
+      <w:r>
+        <w:t xml:space="preserve"> , </w:t>
+      </w:r>
+      <w:proofErr w:type="spellStart"/>
+      <w:r>
+        <w:t>angezogen</w:t>
+      </w:r>
+      <w:proofErr w:type="spellEnd"/>
+      <w:r>
+        <w:sym w:font="Wingdings" w:char="F0E0"/>
+      </w:r>
+      <w:r>
+        <w:t xml:space="preserve"> to wear</w:t>
+      </w:r>
+    </w:p>
+    <w:p>
+      <w:pPr>
+        <w:pStyle w:val="ListParagraph"/>
+        <w:numPr>
+          <w:ilvl w:val="0"/>
+          <w:numId w:val="1"/>
+        </w:numPr>
+      </w:pPr>
+      <w:proofErr w:type="spellStart"/>
+      <w:r>
+        <w:rPr>
+          <w:b/>
+          <w:bCs/>
+        </w:rPr>
+        <w:t>beschreiben</w:t>
+      </w:r>
+      <w:proofErr w:type="spellEnd"/>
+      <w:r>
+        <w:t xml:space="preserve"> (to describe) / Past Participle: </w:t>
+      </w:r>
+      <w:proofErr w:type="spellStart"/>
+      <w:r>
+        <w:rPr>
+          <w:b/>
+          <w:bCs/>
+        </w:rPr>
+        <w:t>beschrieben</w:t>
+      </w:r>
+      <w:proofErr w:type="spellEnd"/>
+      <w:r>
+        <w:t xml:space="preserve"> (described). Regular prefix, non-separable verb.</w:t>
+      </w:r>
+    </w:p>
+    <w:p>
+      <w:pPr>
+        <w:pStyle w:val="ListParagraph"/>
+        <w:numPr>
+          <w:ilvl w:val="0"/>
+          <w:numId w:val="1"/>
+        </w:numPr>
+        <w:spacing w:after="0" w:line="240" w:lineRule="auto"/>
+      </w:pPr>
+      <w:proofErr w:type="spellStart"/>
+      <w:r>
+        <w:t>verschieben</w:t>
+      </w:r>
+      <w:proofErr w:type="spellEnd"/>
+      <w:r>
+        <w:t xml:space="preserve"> (to postpone / to move) / Past Participle: </w:t>
+      </w:r>
+      <w:proofErr w:type="spellStart"/>
+      <w:r>
+        <w:t>verschoben</w:t>
+      </w:r>
+      <w:proofErr w:type="spellEnd"/>
+      <w:r>
+        <w:t xml:space="preserve"> (postponed / moved). Non-separable verb.</w:t>
+      </w:r>
+    </w:p>
+    <w:p>
+      <w:pPr>
+        <w:pStyle w:val="ListParagraph"/>
+        <w:numPr>
+          <w:ilvl w:val="0"/>
+          <w:numId w:val="1"/>
+        </w:numPr>
+        <w:spacing w:after="0" w:line="240" w:lineRule="auto"/>
+      </w:pPr>
+      <w:proofErr w:type="spellStart"/>
+      <w:r>
+        <w:t>übersetzen</w:t>
+      </w:r>
+      <w:proofErr w:type="spellEnd"/>
+      <w:r>
+        <w:t xml:space="preserve"> (to translate) / Past Participle: </w:t>
+      </w:r>
+      <w:proofErr w:type="spellStart"/>
+      <w:r>
+        <w:t>übersetzt</w:t>
+      </w:r>
+      <w:proofErr w:type="spellEnd"/>
+      <w:r>
+        <w:t xml:space="preserve"> (translated). Non-separable verb.</w:t>
+      </w:r>
+    </w:p>
+    <w:p>
+      <w:pPr>
+        <w:pStyle w:val="ListParagraph"/>
+        <w:numPr>
+          <w:ilvl w:val="0"/>
+          <w:numId w:val="1"/>
+        </w:numPr>
+      </w:pPr>
+      <w:proofErr w:type="spellStart"/>
+      <w:r>
+        <w:rPr>
+          <w:b/>
+          <w:bCs/>
+        </w:rPr>
+        <w:t>ausdrucken</w:t>
+      </w:r>
+      <w:proofErr w:type="spellEnd"/>
+      <w:r>
+        <w:t xml:space="preserve"> (to print out) / Past Participle: </w:t>
+      </w:r>
+      <w:proofErr w:type="spellStart"/>
+      <w:r>
+        <w:rPr>
+          <w:b/>
+          <w:bCs/>
+        </w:rPr>
+        <w:t>ausgedruckt</w:t>
+      </w:r>
+      <w:proofErr w:type="spellEnd"/>
+      <w:r>
+        <w:t xml:space="preserve"> (printed out). Separable verb</w:t>
+      </w:r>
+    </w:p>
+    <w:p>
+      <w:pPr>
+        <w:pStyle w:val="ListParagraph"/>
+        <w:numPr>
+          <w:ilvl w:val="0"/>
+          <w:numId w:val="1"/>
+        </w:numPr>
+        <w:spacing w:after="0" w:line="240" w:lineRule="auto"/>
+      </w:pPr>
+      <w:proofErr w:type="spellStart"/>
+      <w:r>
+        <w:t>weiterleiten</w:t>
+      </w:r>
+      <w:proofErr w:type="spellEnd"/>
+      <w:r>
+        <w:t xml:space="preserve"> (to forward / to redirect) / Past Participle: </w:t>
+      </w:r>
+      <w:proofErr w:type="spellStart"/>
+      <w:r>
+        <w:t>weitergeleitet</w:t>
+      </w:r>
+      <w:proofErr w:type="spellEnd"/>
+      <w:r>
+        <w:t xml:space="preserve"> (forwarded). Separable verb.</w:t>
+      </w:r>
+    </w:p>
+    <w:p>
+      <w:pPr>
+        <w:pStyle w:val="ListParagraph"/>
+        <w:numPr>
+          <w:ilvl w:val="0"/>
+          <w:numId w:val="1"/>
+        </w:numPr>
+        <w:rPr>
+          <w:b/>
+          <w:bCs/>
+        </w:rPr>
+      </w:pPr>
+      <w:proofErr w:type="spellStart"/>
+      <w:r>
+        <w:rPr>
+          <w:b/>
+          <w:bCs/>
+        </w:rPr>
+        <w:t>Vereinbaren</w:t>
+      </w:r>
+      <w:proofErr w:type="spellEnd"/>
+      <w:r>
+        <w:rPr>
+          <w:b/>
+          <w:bCs/>
+        </w:rPr>
         <w:t xml:space="preserve"> </w:t>
       </w:r>
-      <w:proofErr w:type="spellStart"/>
-      <w:r>
-        <w:t>angezogen</w:t>
-      </w:r>
-      <w:proofErr w:type="spellEnd"/>
-      <w:r>
+      <w:r>
+        <w:t xml:space="preserve">(to agree on / to arrange [e.g., an appointment]) / Past Participle: </w:t>
+      </w:r>
+      <w:proofErr w:type="spellStart"/>
+      <w:r>
+        <w:rPr>
+          <w:b/>
+          <w:bCs/>
+        </w:rPr>
+        <w:t>vereinbart</w:t>
+      </w:r>
+      <w:proofErr w:type="spellEnd"/>
+      <w:r>
+        <w:t xml:space="preserve"> (agreed/arranged). Non-separable verb.</w:t>
+      </w:r>
+    </w:p>
+    <w:p>
+      <w:pPr>
+        <w:pStyle w:val="ListParagraph"/>
+        <w:numPr>
+          <w:ilvl w:val="0"/>
+          <w:numId w:val="1"/>
+        </w:numPr>
+        <w:rPr>
+          <w:b/>
+          <w:bCs/>
+        </w:rPr>
+      </w:pPr>
+      <w:proofErr w:type="spellStart"/>
+      <w:r>
+        <w:rPr>
+          <w:b/>
+          <w:bCs/>
+        </w:rPr>
+        <w:t>Loesen</w:t>
+      </w:r>
+      <w:proofErr w:type="spellEnd"/>
+      <w:r>
+        <w:rPr>
+          <w:b/>
+          <w:bCs/>
+        </w:rPr>
+        <w:t xml:space="preserve"> </w:t>
+      </w:r>
+      <w:r>
+        <w:rPr>
+          <w:b/>
+          <w:bCs/>
+        </w:rPr>
         <w:sym w:font="Wingdings" w:char="F0E0"/>
       </w:r>
       <w:r>
-        <w:t xml:space="preserve"> to wear</w:t>
-      </w:r>
-    </w:p>
-    <w:p>
-      <w:pPr>
-        <w:pStyle w:val="ListParagraph"/>
-        <w:numPr>
-          <w:ilvl w:val="0"/>
-          <w:numId w:val="1"/>
-        </w:numPr>
-      </w:pPr>
-      <w:proofErr w:type="spellStart"/>
-      <w:r>
-        <w:rPr>
-          <w:b/>
-          <w:bCs/>
-        </w:rPr>
-        <w:t>beschreiben</w:t>
-      </w:r>
-      <w:proofErr w:type="spellEnd"/>
-      <w:r>
-        <w:t xml:space="preserve"> (to describe) / Past Participle: </w:t>
-      </w:r>
-      <w:proofErr w:type="spellStart"/>
-      <w:r>
-        <w:rPr>
-          <w:b/>
-          <w:bCs/>
-        </w:rPr>
-        <w:t>beschrieben</w:t>
-      </w:r>
-      <w:proofErr w:type="spellEnd"/>
-      <w:r>
-        <w:t xml:space="preserve"> (described). Regular prefix, non-separable verb.</w:t>
-      </w:r>
-    </w:p>
-    <w:p>
-      <w:pPr>
-        <w:pStyle w:val="ListParagraph"/>
-        <w:numPr>
-          <w:ilvl w:val="0"/>
-          <w:numId w:val="1"/>
-        </w:numPr>
-        <w:spacing w:after="0" w:line="240" w:lineRule="auto"/>
-      </w:pPr>
-      <w:proofErr w:type="spellStart"/>
-      <w:r>
-        <w:t>verschieben</w:t>
-      </w:r>
-      <w:proofErr w:type="spellEnd"/>
-      <w:r>
-        <w:t xml:space="preserve"> (to postpone / to move) / Past Participle: </w:t>
-      </w:r>
-      <w:proofErr w:type="spellStart"/>
-      <w:r>
-        <w:t>verschoben</w:t>
-      </w:r>
-      <w:proofErr w:type="spellEnd"/>
-      <w:r>
-        <w:t xml:space="preserve"> (postponed / moved). Non-separable verb.</w:t>
-      </w:r>
-    </w:p>
-    <w:p>
-      <w:pPr>
-        <w:pStyle w:val="ListParagraph"/>
-        <w:numPr>
-          <w:ilvl w:val="0"/>
-          <w:numId w:val="1"/>
-        </w:numPr>
-        <w:spacing w:after="0" w:line="240" w:lineRule="auto"/>
-      </w:pPr>
-      <w:proofErr w:type="spellStart"/>
-      <w:r>
-        <w:t>übersetzen</w:t>
-      </w:r>
-      <w:proofErr w:type="spellEnd"/>
-      <w:r>
-        <w:t xml:space="preserve"> (to translate) / Past Participle: </w:t>
-      </w:r>
-      <w:proofErr w:type="spellStart"/>
-      <w:r>
-        <w:t>übersetzt</w:t>
-      </w:r>
-      <w:proofErr w:type="spellEnd"/>
-      <w:r>
-        <w:t xml:space="preserve"> (translated). Non-separable verb.</w:t>
-      </w:r>
-    </w:p>
-    <w:p>
-      <w:pPr>
-        <w:pStyle w:val="ListParagraph"/>
-        <w:numPr>
-          <w:ilvl w:val="0"/>
-          <w:numId w:val="1"/>
-        </w:numPr>
-      </w:pPr>
-      <w:proofErr w:type="spellStart"/>
-      <w:r>
-        <w:rPr>
-          <w:b/>
-          <w:bCs/>
-        </w:rPr>
-        <w:t>ausdrucken</w:t>
-      </w:r>
-      <w:proofErr w:type="spellEnd"/>
-      <w:r>
-        <w:t xml:space="preserve"> (to print out) / Past Participle: </w:t>
-      </w:r>
-      <w:proofErr w:type="spellStart"/>
-      <w:r>
-        <w:rPr>
-          <w:b/>
-          <w:bCs/>
-        </w:rPr>
-        <w:t>ausgedruckt</w:t>
-      </w:r>
-      <w:proofErr w:type="spellEnd"/>
-      <w:r>
-        <w:t xml:space="preserve"> (printed out). Separable verb</w:t>
-      </w:r>
-    </w:p>
-    <w:p>
-      <w:pPr>
-        <w:pStyle w:val="ListParagraph"/>
-        <w:numPr>
-          <w:ilvl w:val="0"/>
-          <w:numId w:val="1"/>
-        </w:numPr>
-        <w:spacing w:after="0" w:line="240" w:lineRule="auto"/>
-      </w:pPr>
-      <w:proofErr w:type="spellStart"/>
-      <w:r>
-        <w:t>weiterleiten</w:t>
-      </w:r>
-      <w:proofErr w:type="spellEnd"/>
-      <w:r>
-        <w:t xml:space="preserve"> (to forward / to redirect) / Past Participle: </w:t>
-      </w:r>
-      <w:proofErr w:type="spellStart"/>
-      <w:r>
-        <w:t>weitergeleitet</w:t>
-      </w:r>
-      <w:proofErr w:type="spellEnd"/>
-      <w:r>
-        <w:t xml:space="preserve"> (forwarded). Separable verb.</w:t>
-      </w:r>
-    </w:p>
-    <w:p>
-      <w:pPr>
-        <w:pStyle w:val="ListParagraph"/>
-        <w:numPr>
-          <w:ilvl w:val="0"/>
-          <w:numId w:val="1"/>
-        </w:numPr>
-        <w:rPr>
-          <w:b/>
-          <w:bCs/>
-        </w:rPr>
-      </w:pPr>
-      <w:proofErr w:type="spellStart"/>
-      <w:r>
-        <w:rPr>
-          <w:b/>
-          <w:bCs/>
-        </w:rPr>
-        <w:t>V</w:t>
-      </w:r>
-      <w:r>
-        <w:rPr>
-          <w:b/>
-          <w:bCs/>
-        </w:rPr>
-        <w:t>ereinbaren</w:t>
-      </w:r>
-      <w:proofErr w:type="spellEnd"/>
-      <w:r>
         <w:rPr>
           <w:b/>
           <w:bCs/>
         </w:rPr>
         <w:t xml:space="preserve"> </w:t>
       </w:r>
-      <w:r>
-        <w:t xml:space="preserve">(to agree on / to arrange [e.g., an appointment]) / Past Participle: </w:t>
-      </w:r>
-      <w:proofErr w:type="spellStart"/>
-      <w:r>
-        <w:rPr>
-          <w:b/>
-          <w:bCs/>
-        </w:rPr>
-        <w:t>vereinbart</w:t>
-      </w:r>
-      <w:proofErr w:type="spellEnd"/>
-      <w:r>
-        <w:t xml:space="preserve"> (agreed/arranged). Non-separable verb.</w:t>
-      </w:r>
-    </w:p>
-    <w:p>
-      <w:pPr>
-        <w:pStyle w:val="ListParagraph"/>
-        <w:numPr>
-          <w:ilvl w:val="0"/>
-          <w:numId w:val="1"/>
-        </w:numPr>
-        <w:rPr>
-          <w:b/>
-          <w:bCs/>
-        </w:rPr>
-      </w:pPr>
-      <w:proofErr w:type="spellStart"/>
-      <w:r>
-        <w:rPr>
-          <w:b/>
-          <w:bCs/>
-        </w:rPr>
-        <w:t>Loesen</w:t>
+      <w:proofErr w:type="spellStart"/>
+      <w:r>
+        <w:rPr>
+          <w:b/>
+          <w:bCs/>
+        </w:rPr>
+        <w:t>geloest</w:t>
       </w:r>
       <w:proofErr w:type="spellEnd"/>
       <w:r>
@@ -1976,17 +1965,186 @@
           <w:b/>
           <w:bCs/>
         </w:rPr>
+        <w:t xml:space="preserve"> to solve</w:t>
+      </w:r>
+    </w:p>
+    <w:p>
+      <w:pPr>
+        <w:pStyle w:val="ListParagraph"/>
+        <w:numPr>
+          <w:ilvl w:val="0"/>
+          <w:numId w:val="1"/>
+        </w:numPr>
+        <w:rPr>
+          <w:b/>
+          <w:bCs/>
+        </w:rPr>
+      </w:pPr>
+      <w:proofErr w:type="spellStart"/>
+      <w:r>
+        <w:rPr>
+          <w:b/>
+          <w:bCs/>
+        </w:rPr>
+        <w:t>beraten</w:t>
+      </w:r>
+      <w:proofErr w:type="spellEnd"/>
+      <w:r>
+        <w:rPr>
+          <w:b/>
+          <w:bCs/>
+        </w:rPr>
+        <w:t xml:space="preserve"> (to advise / to consult) / Past Participle: </w:t>
+      </w:r>
+      <w:proofErr w:type="spellStart"/>
+      <w:r>
+        <w:rPr>
+          <w:b/>
+          <w:bCs/>
+        </w:rPr>
+        <w:t>beraten</w:t>
+      </w:r>
+      <w:proofErr w:type="spellEnd"/>
+      <w:r>
+        <w:rPr>
+          <w:b/>
+          <w:bCs/>
+        </w:rPr>
+        <w:t xml:space="preserve"> (advised). Non-separable verb.</w:t>
+      </w:r>
+    </w:p>
+    <w:p>
+      <w:pPr>
+        <w:pStyle w:val="ListParagraph"/>
+        <w:numPr>
+          <w:ilvl w:val="0"/>
+          <w:numId w:val="1"/>
+        </w:numPr>
+        <w:rPr>
+          <w:b/>
+          <w:bCs/>
+        </w:rPr>
+      </w:pPr>
+      <w:proofErr w:type="spellStart"/>
+      <w:r>
+        <w:rPr>
+          <w:b/>
+          <w:bCs/>
+        </w:rPr>
+        <w:t>empfangen</w:t>
+      </w:r>
+      <w:proofErr w:type="spellEnd"/>
+      <w:r>
+        <w:rPr>
+          <w:b/>
+          <w:bCs/>
+        </w:rPr>
+        <w:t xml:space="preserve"> (to receive / to welcome) / Past Participle: </w:t>
+      </w:r>
+      <w:proofErr w:type="spellStart"/>
+      <w:r>
+        <w:rPr>
+          <w:b/>
+          <w:bCs/>
+        </w:rPr>
+        <w:t>empfangen</w:t>
+      </w:r>
+      <w:proofErr w:type="spellEnd"/>
+      <w:r>
+        <w:rPr>
+          <w:b/>
+          <w:bCs/>
+        </w:rPr>
+        <w:t xml:space="preserve"> (received). Non-separable verb.</w:t>
+      </w:r>
+    </w:p>
+    <w:p>
+      <w:pPr>
+        <w:pStyle w:val="ListParagraph"/>
+        <w:numPr>
+          <w:ilvl w:val="0"/>
+          <w:numId w:val="1"/>
+        </w:numPr>
+        <w:rPr>
+          <w:b/>
+          <w:bCs/>
+        </w:rPr>
+      </w:pPr>
+      <w:proofErr w:type="spellStart"/>
+      <w:r>
+        <w:rPr>
+          <w:b/>
+          <w:bCs/>
+        </w:rPr>
+        <w:t>Erwarten</w:t>
+      </w:r>
+      <w:proofErr w:type="spellEnd"/>
+      <w:r>
+        <w:rPr>
+          <w:b/>
+          <w:bCs/>
+        </w:rPr>
+        <w:t xml:space="preserve"> , </w:t>
+      </w:r>
+      <w:proofErr w:type="spellStart"/>
+      <w:r>
+        <w:rPr>
+          <w:b/>
+          <w:bCs/>
+        </w:rPr>
+        <w:t>erwartet</w:t>
+      </w:r>
+      <w:proofErr w:type="spellEnd"/>
+      <w:r>
+        <w:rPr>
+          <w:b/>
+          <w:bCs/>
+        </w:rPr>
         <w:t xml:space="preserve"> </w:t>
       </w:r>
-      <w:proofErr w:type="spellStart"/>
-      <w:r>
-        <w:rPr>
-          <w:b/>
-          <w:bCs/>
-        </w:rPr>
-        <w:t>geloest</w:t>
-      </w:r>
-      <w:proofErr w:type="spellEnd"/>
+      <w:r>
+        <w:rPr>
+          <w:b/>
+          <w:bCs/>
+        </w:rPr>
+        <w:sym w:font="Wingdings" w:char="F0E0"/>
+      </w:r>
+      <w:r>
+        <w:rPr>
+          <w:b/>
+          <w:bCs/>
+        </w:rPr>
+        <w:t xml:space="preserve"> to expect</w:t>
+      </w:r>
+    </w:p>
+    <w:p>
+      <w:pPr>
+        <w:pStyle w:val="ListParagraph"/>
+        <w:numPr>
+          <w:ilvl w:val="0"/>
+          <w:numId w:val="1"/>
+        </w:numPr>
+        <w:rPr>
+          <w:b/>
+          <w:bCs/>
+        </w:rPr>
+      </w:pPr>
+      <w:proofErr w:type="spellStart"/>
+      <w:r>
+        <w:rPr>
+          <w:b/>
+          <w:bCs/>
+        </w:rPr>
+        <w:t>lügen</w:t>
+      </w:r>
+      <w:proofErr w:type="spellEnd"/>
+      <w:r>
+        <w:rPr>
+          <w:b/>
+          <w:bCs/>
+        </w:rPr>
+        <w:t xml:space="preserve"> (to lie / to tell an untruth)</w:t>
+      </w:r>
       <w:r>
         <w:rPr>
           <w:b/>
@@ -2006,150 +2164,87 @@
           <w:b/>
           <w:bCs/>
         </w:rPr>
-        <w:t xml:space="preserve"> to solve</w:t>
-      </w:r>
-    </w:p>
-    <w:p>
-      <w:pPr>
-        <w:pStyle w:val="ListParagraph"/>
-        <w:numPr>
-          <w:ilvl w:val="0"/>
-          <w:numId w:val="1"/>
-        </w:numPr>
-        <w:rPr>
-          <w:b/>
-          <w:bCs/>
-        </w:rPr>
-      </w:pPr>
-      <w:proofErr w:type="spellStart"/>
-      <w:r>
-        <w:rPr>
-          <w:b/>
-          <w:bCs/>
-        </w:rPr>
-        <w:t>beraten</w:t>
-      </w:r>
-      <w:proofErr w:type="spellEnd"/>
-      <w:r>
-        <w:rPr>
-          <w:b/>
-          <w:bCs/>
-        </w:rPr>
-        <w:t xml:space="preserve"> (to advise / to consult) / Past Participle: </w:t>
-      </w:r>
-      <w:proofErr w:type="spellStart"/>
-      <w:r>
-        <w:rPr>
-          <w:b/>
-          <w:bCs/>
-        </w:rPr>
-        <w:t>beraten</w:t>
-      </w:r>
-      <w:proofErr w:type="spellEnd"/>
-      <w:r>
-        <w:rPr>
-          <w:b/>
-          <w:bCs/>
-        </w:rPr>
-        <w:t xml:space="preserve"> (advised). Non-separable verb.</w:t>
-      </w:r>
-    </w:p>
-    <w:p>
-      <w:pPr>
-        <w:pStyle w:val="ListParagraph"/>
-        <w:numPr>
-          <w:ilvl w:val="0"/>
-          <w:numId w:val="1"/>
-        </w:numPr>
-        <w:rPr>
-          <w:b/>
-          <w:bCs/>
-        </w:rPr>
-      </w:pPr>
-      <w:proofErr w:type="spellStart"/>
-      <w:r>
-        <w:rPr>
-          <w:b/>
-          <w:bCs/>
-        </w:rPr>
-        <w:t>empfangen</w:t>
-      </w:r>
-      <w:proofErr w:type="spellEnd"/>
-      <w:r>
-        <w:rPr>
-          <w:b/>
-          <w:bCs/>
-        </w:rPr>
-        <w:t xml:space="preserve"> (to receive / to welcome) / Past Participle: </w:t>
-      </w:r>
-      <w:proofErr w:type="spellStart"/>
-      <w:r>
-        <w:rPr>
-          <w:b/>
-          <w:bCs/>
-        </w:rPr>
-        <w:t>empfangen</w:t>
-      </w:r>
-      <w:proofErr w:type="spellEnd"/>
-      <w:r>
-        <w:rPr>
-          <w:b/>
-          <w:bCs/>
-        </w:rPr>
-        <w:t xml:space="preserve"> (received). Non-separable verb.</w:t>
-      </w:r>
-    </w:p>
-    <w:p>
-      <w:pPr>
-        <w:pStyle w:val="ListParagraph"/>
-        <w:numPr>
-          <w:ilvl w:val="0"/>
-          <w:numId w:val="1"/>
-        </w:numPr>
-        <w:rPr>
-          <w:b/>
-          <w:bCs/>
-        </w:rPr>
-      </w:pPr>
-      <w:proofErr w:type="spellStart"/>
-      <w:proofErr w:type="gramStart"/>
-      <w:r>
-        <w:rPr>
-          <w:b/>
-          <w:bCs/>
-        </w:rPr>
-        <w:t>E</w:t>
-      </w:r>
-      <w:r>
-        <w:rPr>
-          <w:b/>
-          <w:bCs/>
-        </w:rPr>
-        <w:t>rwarten</w:t>
-      </w:r>
-      <w:proofErr w:type="spellEnd"/>
-      <w:r>
-        <w:rPr>
-          <w:b/>
-          <w:bCs/>
-        </w:rPr>
-        <w:t xml:space="preserve"> ,</w:t>
-      </w:r>
-      <w:proofErr w:type="gramEnd"/>
-      <w:r>
-        <w:rPr>
-          <w:b/>
-          <w:bCs/>
-        </w:rPr>
         <w:t xml:space="preserve"> </w:t>
       </w:r>
-      <w:proofErr w:type="spellStart"/>
-      <w:r>
-        <w:rPr>
-          <w:b/>
-          <w:bCs/>
-        </w:rPr>
-        <w:t>erwartet</w:t>
+      <w:r>
+        <w:rPr>
+          <w:b/>
+          <w:bCs/>
+        </w:rPr>
+        <w:t xml:space="preserve">Past Participle: </w:t>
+      </w:r>
+      <w:proofErr w:type="spellStart"/>
+      <w:r>
+        <w:rPr>
+          <w:b/>
+          <w:bCs/>
+        </w:rPr>
+        <w:t>gelogen</w:t>
+      </w:r>
+      <w:proofErr w:type="spellEnd"/>
+      <w:r>
+        <w:rPr>
+          <w:b/>
+          <w:bCs/>
+        </w:rPr>
+        <w:t xml:space="preserve"> (lied)</w:t>
+      </w:r>
+    </w:p>
+    <w:p>
+      <w:pPr>
+        <w:pStyle w:val="ListParagraph"/>
+        <w:numPr>
+          <w:ilvl w:val="0"/>
+          <w:numId w:val="1"/>
+        </w:numPr>
+        <w:rPr>
+          <w:b/>
+          <w:bCs/>
+        </w:rPr>
+      </w:pPr>
+      <w:proofErr w:type="spellStart"/>
+      <w:r>
+        <w:rPr>
+          <w:b/>
+          <w:bCs/>
+        </w:rPr>
+        <w:t>besitzen</w:t>
+      </w:r>
+      <w:proofErr w:type="spellEnd"/>
+      <w:r>
+        <w:rPr>
+          <w:b/>
+          <w:bCs/>
+        </w:rPr>
+        <w:t xml:space="preserve"> (to own / to possess)</w:t>
+      </w:r>
+    </w:p>
+    <w:p>
+      <w:pPr>
+        <w:pStyle w:val="ListParagraph"/>
+        <w:numPr>
+          <w:ilvl w:val="0"/>
+          <w:numId w:val="1"/>
+        </w:numPr>
+        <w:rPr>
+          <w:b/>
+          <w:bCs/>
+        </w:rPr>
+      </w:pPr>
+      <w:proofErr w:type="spellStart"/>
+      <w:r>
+        <w:rPr>
+          <w:b/>
+          <w:bCs/>
+        </w:rPr>
+        <w:t>stör</w:t>
+      </w:r>
+      <w:r>
+        <w:rPr>
+          <w:b/>
+          <w:bCs/>
+        </w:rPr>
+        <w:t>en</w:t>
       </w:r>
       <w:proofErr w:type="spellEnd"/>
       <w:r>
@@ -2171,16 +2266,129 @@
           <w:b/>
           <w:bCs/>
         </w:rPr>
-        <w:t xml:space="preserve"> to expect</w:t>
-      </w:r>
-    </w:p>
-    <w:p>
-      <w:pPr>
-        <w:pStyle w:val="ListParagraph"/>
-        <w:numPr>
-          <w:ilvl w:val="0"/>
-          <w:numId w:val="1"/>
-        </w:numPr>
+        <w:t xml:space="preserve"> to bother</w:t>
+      </w:r>
+    </w:p>
+    <w:p>
+      <w:pPr>
+        <w:pStyle w:val="ListParagraph"/>
+        <w:numPr>
+          <w:ilvl w:val="0"/>
+          <w:numId w:val="1"/>
+        </w:numPr>
+        <w:rPr>
+          <w:b/>
+          <w:bCs/>
+        </w:rPr>
+      </w:pPr>
+      <w:proofErr w:type="spellStart"/>
+      <w:r>
+        <w:rPr>
+          <w:b/>
+          <w:bCs/>
+        </w:rPr>
+        <w:t>liegen</w:t>
+      </w:r>
+      <w:proofErr w:type="spellEnd"/>
+      <w:r>
+        <w:rPr>
+          <w:b/>
+          <w:bCs/>
+        </w:rPr>
+        <w:t xml:space="preserve"> </w:t>
+      </w:r>
+      <w:r>
+        <w:rPr>
+          <w:b/>
+          <w:bCs/>
+        </w:rPr>
+        <w:sym w:font="Wingdings" w:char="F0E0"/>
+      </w:r>
+      <w:r>
+        <w:rPr>
+          <w:b/>
+          <w:bCs/>
+        </w:rPr>
+        <w:t xml:space="preserve"> stays </w:t>
+      </w:r>
+      <w:r>
+        <w:rPr>
+          <w:b/>
+          <w:bCs/>
+        </w:rPr>
+        <w:t xml:space="preserve">or lays </w:t>
+      </w:r>
+    </w:p>
+    <w:p>
+      <w:pPr>
+        <w:pStyle w:val="ListParagraph"/>
+        <w:numPr>
+          <w:ilvl w:val="0"/>
+          <w:numId w:val="1"/>
+        </w:numPr>
+        <w:rPr>
+          <w:b/>
+          <w:bCs/>
+        </w:rPr>
+      </w:pPr>
+      <w:proofErr w:type="spellStart"/>
+      <w:r>
+        <w:rPr>
+          <w:b/>
+          <w:bCs/>
+        </w:rPr>
+        <w:t>einziehen</w:t>
+      </w:r>
+      <w:proofErr w:type="spellEnd"/>
+      <w:r>
+        <w:rPr>
+          <w:b/>
+          <w:bCs/>
+        </w:rPr>
+        <w:t xml:space="preserve"> – </w:t>
+      </w:r>
+      <w:proofErr w:type="spellStart"/>
+      <w:r>
+        <w:rPr>
+          <w:b/>
+          <w:bCs/>
+        </w:rPr>
+        <w:t>ausziehen</w:t>
+      </w:r>
+      <w:proofErr w:type="spellEnd"/>
+      <w:r>
+        <w:rPr>
+          <w:b/>
+          <w:bCs/>
+        </w:rPr>
+        <w:t xml:space="preserve"> – </w:t>
+      </w:r>
+      <w:proofErr w:type="spellStart"/>
+      <w:r>
+        <w:rPr>
+          <w:b/>
+          <w:bCs/>
+        </w:rPr>
+        <w:t>umziehen</w:t>
+      </w:r>
+      <w:proofErr w:type="spellEnd"/>
+    </w:p>
+    <w:p>
+      <w:pPr>
+        <w:pStyle w:val="ListParagraph"/>
+        <w:numPr>
+          <w:ilvl w:val="0"/>
+          <w:numId w:val="1"/>
+        </w:numPr>
+        <w:rPr>
+          <w:b/>
+          <w:bCs/>
+        </w:rPr>
+      </w:pPr>
+    </w:p>
+    <w:p>
+      <w:pPr>
+        <w:pStyle w:val="ListParagraph"/>
         <w:rPr>
           <w:b/>
           <w:bCs/>
@@ -2349,6 +2557,155 @@
     </w:lvl>
   </w:abstractNum>
   <w:abstractNum w:abstractNumId="1" w15:restartNumberingAfterBreak="0">
+    <w:nsid w:val="1237071D"/>
+    <w:multiLevelType w:val="multilevel"/>
+    <w:tmpl w:val="19005BD4"/>
+    <w:lvl w:ilvl="0">
+      <w:start w:val="1"/>
+      <w:numFmt w:val="bullet"/>
+      <w:lvlText w:val=""/>
+      <w:lvlJc w:val="left"/>
+      <w:pPr>
+        <w:tabs>
+          <w:tab w:val="num" w:pos="720"/>
+        </w:tabs>
+        <w:ind w:left="720" w:hanging="360"/>
+      </w:pPr>
+      <w:rPr>
+        <w:rFonts w:ascii="Symbol" w:hAnsi="Symbol" w:hint="default"/>
+        <w:sz w:val="20"/>
+      </w:rPr>
+    </w:lvl>
+    <w:lvl w:ilvl="1" w:tentative="1">
+      <w:start w:val="1"/>
+      <w:numFmt w:val="bullet"/>
+      <w:lvlText w:val="o"/>
+      <w:lvlJc w:val="left"/>
+      <w:pPr>
+        <w:tabs>
+          <w:tab w:val="num" w:pos="1440"/>
+        </w:tabs>
+        <w:ind w:left="1440" w:hanging="360"/>
+      </w:pPr>
+      <w:rPr>
+        <w:rFonts w:ascii="Courier New" w:hAnsi="Courier New" w:hint="default"/>
+        <w:sz w:val="20"/>
+      </w:rPr>
+    </w:lvl>
+    <w:lvl w:ilvl="2" w:tentative="1">
+      <w:start w:val="1"/>
+      <w:numFmt w:val="bullet"/>
+      <w:lvlText w:val=""/>
+      <w:lvlJc w:val="left"/>
+      <w:pPr>
+        <w:tabs>
+          <w:tab w:val="num" w:pos="2160"/>
+        </w:tabs>
+        <w:ind w:left="2160" w:hanging="360"/>
+      </w:pPr>
+      <w:rPr>
+        <w:rFonts w:ascii="Wingdings" w:hAnsi="Wingdings" w:hint="default"/>
+        <w:sz w:val="20"/>
+      </w:rPr>
+    </w:lvl>
+    <w:lvl w:ilvl="3" w:tentative="1">
+      <w:start w:val="1"/>
+      <w:numFmt w:val="bullet"/>
+      <w:lvlText w:val=""/>
+      <w:lvlJc w:val="left"/>
+      <w:pPr>
+        <w:tabs>
+          <w:tab w:val="num" w:pos="2880"/>
+        </w:tabs>
+        <w:ind w:left="2880" w:hanging="360"/>
+      </w:pPr>
+      <w:rPr>
+        <w:rFonts w:ascii="Wingdings" w:hAnsi="Wingdings" w:hint="default"/>
+        <w:sz w:val="20"/>
+      </w:rPr>
+    </w:lvl>
+    <w:lvl w:ilvl="4" w:tentative="1">
+      <w:start w:val="1"/>
+      <w:numFmt w:val="bullet"/>
+      <w:lvlText w:val=""/>
+      <w:lvlJc w:val="left"/>
+      <w:pPr>
+        <w:tabs>
+          <w:tab w:val="num" w:pos="3600"/>
+        </w:tabs>
+        <w:ind w:left="3600" w:hanging="360"/>
+      </w:pPr>
+      <w:rPr>
+        <w:rFonts w:ascii="Wingdings" w:hAnsi="Wingdings" w:hint="default"/>
+        <w:sz w:val="20"/>
+      </w:rPr>
+    </w:lvl>
+    <w:lvl w:ilvl="5" w:tentative="1">
+      <w:start w:val="1"/>
+      <w:numFmt w:val="bullet"/>
+      <w:lvlText w:val=""/>
+      <w:lvlJc w:val="left"/>
+      <w:pPr>
+        <w:tabs>
+          <w:tab w:val="num" w:pos="4320"/>
+        </w:tabs>
+        <w:ind w:left="4320" w:hanging="360"/>
+      </w:pPr>
+      <w:rPr>
+        <w:rFonts w:ascii="Wingdings" w:hAnsi="Wingdings" w:hint="default"/>
+        <w:sz w:val="20"/>
+      </w:rPr>
+    </w:lvl>
+    <w:lvl w:ilvl="6" w:tentative="1">
+      <w:start w:val="1"/>
+      <w:numFmt w:val="bullet"/>
+      <w:lvlText w:val=""/>
+      <w:lvlJc w:val="left"/>
+      <w:pPr>
+        <w:tabs>
+          <w:tab w:val="num" w:pos="5040"/>
+        </w:tabs>
+        <w:ind w:left="5040" w:hanging="360"/>
+      </w:pPr>
+      <w:rPr>
+        <w:rFonts w:ascii="Wingdings" w:hAnsi="Wingdings" w:hint="default"/>
+        <w:sz w:val="20"/>
+      </w:rPr>
+    </w:lvl>
+    <w:lvl w:ilvl="7" w:tentative="1">
+      <w:start w:val="1"/>
+      <w:numFmt w:val="bullet"/>
+      <w:lvlText w:val=""/>
+      <w:lvlJc w:val="left"/>
+      <w:pPr>
+        <w:tabs>
+          <w:tab w:val="num" w:pos="5760"/>
+        </w:tabs>
+        <w:ind w:left="5760" w:hanging="360"/>
+      </w:pPr>
+      <w:rPr>
+        <w:rFonts w:ascii="Wingdings" w:hAnsi="Wingdings" w:hint="default"/>
+        <w:sz w:val="20"/>
+      </w:rPr>
+    </w:lvl>
+    <w:lvl w:ilvl="8" w:tentative="1">
+      <w:start w:val="1"/>
+      <w:numFmt w:val="bullet"/>
+      <w:lvlText w:val=""/>
+      <w:lvlJc w:val="left"/>
+      <w:pPr>
+        <w:tabs>
+          <w:tab w:val="num" w:pos="6480"/>
+        </w:tabs>
+        <w:ind w:left="6480" w:hanging="360"/>
+      </w:pPr>
+      <w:rPr>
+        <w:rFonts w:ascii="Wingdings" w:hAnsi="Wingdings" w:hint="default"/>
+        <w:sz w:val="20"/>
+      </w:rPr>
+    </w:lvl>
+  </w:abstractNum>
+  <w:abstractNum w:abstractNumId="2" w15:restartNumberingAfterBreak="0">
     <w:nsid w:val="30BF423F"/>
     <w:multiLevelType w:val="hybridMultilevel"/>
     <w:tmpl w:val="67DA9434"/>
@@ -2461,7 +2818,7 @@
       </w:rPr>
     </w:lvl>
   </w:abstractNum>
-  <w:abstractNum w:abstractNumId="2" w15:restartNumberingAfterBreak="0">
+  <w:abstractNum w:abstractNumId="3" w15:restartNumberingAfterBreak="0">
     <w:nsid w:val="579A6AAD"/>
     <w:multiLevelType w:val="hybridMultilevel"/>
     <w:tmpl w:val="4DFAE3B6"/>
@@ -2574,7 +2931,7 @@
       </w:rPr>
     </w:lvl>
   </w:abstractNum>
-  <w:abstractNum w:abstractNumId="3" w15:restartNumberingAfterBreak="0">
+  <w:abstractNum w:abstractNumId="4" w15:restartNumberingAfterBreak="0">
     <w:nsid w:val="7BB347AD"/>
     <w:multiLevelType w:val="multilevel"/>
     <w:tmpl w:val="F5BAA386"/>
@@ -2724,16 +3081,19 @@
     </w:lvl>
   </w:abstractNum>
   <w:num w:numId="1" w16cid:durableId="1270813007">
-    <w:abstractNumId w:val="1"/>
+    <w:abstractNumId w:val="2"/>
   </w:num>
   <w:num w:numId="2" w16cid:durableId="603418496">
     <w:abstractNumId w:val="0"/>
   </w:num>
   <w:num w:numId="3" w16cid:durableId="1019042193">
-    <w:abstractNumId w:val="2"/>
+    <w:abstractNumId w:val="3"/>
   </w:num>
   <w:num w:numId="4" w16cid:durableId="1916357423">
-    <w:abstractNumId w:val="3"/>
+    <w:abstractNumId w:val="4"/>
+  </w:num>
+  <w:num w:numId="5" w16cid:durableId="803163162">
+    <w:abstractNumId w:val="1"/>
   </w:num>
 </w:numbering>
 </file>

--- a/Verbs.docx
+++ b/Verbs.docx
@@ -92,7 +92,25 @@
           <w:bCs/>
           <w:lang w:eastAsia="en-AU"/>
         </w:rPr>
-        <w:t>to ask for / inquire about / find out by asking</w:t>
+        <w:t xml:space="preserve">to ask </w:t>
+      </w:r>
+      <w:proofErr w:type="gramStart"/>
+      <w:r>
+        <w:rPr>
+          <w:b/>
+          <w:bCs/>
+          <w:lang w:eastAsia="en-AU"/>
+        </w:rPr>
+        <w:t>for / inquire</w:t>
+      </w:r>
+      <w:proofErr w:type="gramEnd"/>
+      <w:r>
+        <w:rPr>
+          <w:b/>
+          <w:bCs/>
+          <w:lang w:eastAsia="en-AU"/>
+        </w:rPr>
+        <w:t xml:space="preserve"> about / find out by asking</w:t>
       </w:r>
     </w:p>
     <w:p>
@@ -1176,6 +1194,7 @@
         </w:rPr>
       </w:pPr>
       <w:proofErr w:type="spellStart"/>
+      <w:proofErr w:type="gramStart"/>
       <w:r>
         <w:rPr>
           <w:lang w:eastAsia="en-AU"/>
@@ -1187,7 +1206,14 @@
         <w:rPr>
           <w:lang w:eastAsia="en-AU"/>
         </w:rPr>
-        <w:t xml:space="preserve">,,,, </w:t>
+        <w:t>,,,,</w:t>
+      </w:r>
+      <w:proofErr w:type="gramEnd"/>
+      <w:r>
+        <w:rPr>
+          <w:lang w:eastAsia="en-AU"/>
+        </w:rPr>
+        <w:t xml:space="preserve"> </w:t>
       </w:r>
       <w:proofErr w:type="spellStart"/>
       <w:r>
@@ -1688,12 +1714,17 @@
         </w:numPr>
       </w:pPr>
       <w:proofErr w:type="spellStart"/>
+      <w:proofErr w:type="gramStart"/>
       <w:r>
         <w:t>Anziehen</w:t>
       </w:r>
       <w:proofErr w:type="spellEnd"/>
       <w:r>
-        <w:t xml:space="preserve"> , </w:t>
+        <w:t xml:space="preserve"> ,</w:t>
+      </w:r>
+      <w:proofErr w:type="gramEnd"/>
+      <w:r>
+        <w:t xml:space="preserve"> </w:t>
       </w:r>
       <w:proofErr w:type="spellStart"/>
       <w:r>
@@ -2071,6 +2102,7 @@
         </w:rPr>
       </w:pPr>
       <w:proofErr w:type="spellStart"/>
+      <w:proofErr w:type="gramStart"/>
       <w:r>
         <w:rPr>
           <w:b/>
@@ -2084,7 +2116,15 @@
           <w:b/>
           <w:bCs/>
         </w:rPr>
-        <w:t xml:space="preserve"> , </w:t>
+        <w:t xml:space="preserve"> ,</w:t>
+      </w:r>
+      <w:proofErr w:type="gramEnd"/>
+      <w:r>
+        <w:rPr>
+          <w:b/>
+          <w:bCs/>
+        </w:rPr>
+        <w:t xml:space="preserve"> </w:t>
       </w:r>
       <w:proofErr w:type="spellStart"/>
       <w:r>
@@ -2385,10 +2425,153 @@
           <w:bCs/>
         </w:rPr>
       </w:pPr>
-    </w:p>
-    <w:p>
-      <w:pPr>
-        <w:pStyle w:val="ListParagraph"/>
+      <w:proofErr w:type="spellStart"/>
+      <w:r>
+        <w:rPr>
+          <w:b/>
+          <w:bCs/>
+        </w:rPr>
+        <w:t>empfehlen</w:t>
+      </w:r>
+      <w:proofErr w:type="spellEnd"/>
+      <w:r>
+        <w:rPr>
+          <w:b/>
+          <w:bCs/>
+        </w:rPr>
+        <w:t xml:space="preserve"> — to recommend — hat </w:t>
+      </w:r>
+      <w:proofErr w:type="spellStart"/>
+      <w:r>
+        <w:rPr>
+          <w:b/>
+          <w:bCs/>
+        </w:rPr>
+        <w:t>empfohlen</w:t>
+      </w:r>
+      <w:proofErr w:type="spellEnd"/>
+      <w:r>
+        <w:rPr>
+          <w:b/>
+          <w:bCs/>
+        </w:rPr>
+        <w:t xml:space="preserve"> — has recommended</w:t>
+      </w:r>
+    </w:p>
+    <w:p>
+      <w:pPr>
+        <w:pStyle w:val="ListParagraph"/>
+        <w:numPr>
+          <w:ilvl w:val="0"/>
+          <w:numId w:val="1"/>
+        </w:numPr>
+        <w:rPr>
+          <w:b/>
+          <w:bCs/>
+        </w:rPr>
+      </w:pPr>
+      <w:proofErr w:type="spellStart"/>
+      <w:r>
+        <w:rPr>
+          <w:b/>
+          <w:bCs/>
+        </w:rPr>
+        <w:t>reklamieren</w:t>
+      </w:r>
+      <w:proofErr w:type="spellEnd"/>
+      <w:r>
+        <w:rPr>
+          <w:b/>
+          <w:bCs/>
+        </w:rPr>
+        <w:t xml:space="preserve"> — to complain / to make a complaint — hat </w:t>
+      </w:r>
+      <w:proofErr w:type="spellStart"/>
+      <w:r>
+        <w:rPr>
+          <w:b/>
+          <w:bCs/>
+        </w:rPr>
+        <w:t>reklamiert</w:t>
+      </w:r>
+      <w:proofErr w:type="spellEnd"/>
+      <w:r>
+        <w:rPr>
+          <w:b/>
+          <w:bCs/>
+        </w:rPr>
+        <w:t xml:space="preserve"> </w:t>
+      </w:r>
+    </w:p>
+    <w:p>
+      <w:pPr>
+        <w:pStyle w:val="NormalWeb"/>
+        <w:numPr>
+          <w:ilvl w:val="0"/>
+          <w:numId w:val="1"/>
+        </w:numPr>
+        <w:rPr>
+          <w:rFonts w:asciiTheme="minorHAnsi" w:eastAsiaTheme="minorHAnsi" w:hAnsiTheme="minorHAnsi" w:cstheme="minorBidi"/>
+          <w:b/>
+          <w:bCs/>
+          <w:sz w:val="22"/>
+          <w:szCs w:val="22"/>
+          <w:lang w:eastAsia="en-US"/>
+          <w14:ligatures w14:val="standardContextual"/>
+        </w:rPr>
+      </w:pPr>
+      <w:proofErr w:type="spellStart"/>
+      <w:r>
+        <w:rPr>
+          <w:rFonts w:asciiTheme="minorHAnsi" w:eastAsiaTheme="minorHAnsi" w:hAnsiTheme="minorHAnsi" w:cstheme="minorBidi"/>
+          <w:sz w:val="22"/>
+          <w:szCs w:val="22"/>
+          <w:lang w:eastAsia="en-US"/>
+          <w14:ligatures w14:val="standardContextual"/>
+        </w:rPr>
+        <w:t>sammeln</w:t>
+      </w:r>
+      <w:proofErr w:type="spellEnd"/>
+      <w:r>
+        <w:rPr>
+          <w:rFonts w:asciiTheme="minorHAnsi" w:eastAsiaTheme="minorHAnsi" w:hAnsiTheme="minorHAnsi" w:cstheme="minorBidi"/>
+          <w:sz w:val="22"/>
+          <w:szCs w:val="22"/>
+          <w:lang w:eastAsia="en-US"/>
+          <w14:ligatures w14:val="standardContextual"/>
+        </w:rPr>
+        <w:t xml:space="preserve"> — to collect — hat </w:t>
+      </w:r>
+      <w:proofErr w:type="spellStart"/>
+      <w:r>
+        <w:rPr>
+          <w:rFonts w:asciiTheme="minorHAnsi" w:eastAsiaTheme="minorHAnsi" w:hAnsiTheme="minorHAnsi" w:cstheme="minorBidi"/>
+          <w:sz w:val="22"/>
+          <w:szCs w:val="22"/>
+          <w:lang w:eastAsia="en-US"/>
+          <w14:ligatures w14:val="standardContextual"/>
+        </w:rPr>
+        <w:t>gesammelt</w:t>
+      </w:r>
+      <w:proofErr w:type="spellEnd"/>
+      <w:r>
+        <w:rPr>
+          <w:rFonts w:asciiTheme="minorHAnsi" w:eastAsiaTheme="minorHAnsi" w:hAnsiTheme="minorHAnsi" w:cstheme="minorBidi"/>
+          <w:sz w:val="22"/>
+          <w:szCs w:val="22"/>
+          <w:lang w:eastAsia="en-US"/>
+          <w14:ligatures w14:val="standardContextual"/>
+        </w:rPr>
+        <w:t xml:space="preserve"> — has collected</w:t>
+      </w:r>
+    </w:p>
+    <w:p>
+      <w:pPr>
+        <w:pStyle w:val="ListParagraph"/>
+        <w:numPr>
+          <w:ilvl w:val="0"/>
+          <w:numId w:val="1"/>
+        </w:numPr>
         <w:rPr>
           <w:b/>
           <w:bCs/>
@@ -4070,6 +4253,24 @@
       <w:iCs/>
     </w:rPr>
   </w:style>
+  <w:style w:type="paragraph" w:styleId="NormalWeb">
+    <w:name w:val="Normal (Web)"/>
+    <w:basedOn w:val="Normal"/>
+    <w:uiPriority w:val="99"/>
+    <w:semiHidden/>
+    <w:unhideWhenUsed/>
+    <w:rsid w:val="00BC3AC8"/>
+    <w:pPr>
+      <w:spacing w:before="100" w:beforeAutospacing="1" w:after="100" w:afterAutospacing="1" w:line="240" w:lineRule="auto"/>
+    </w:pPr>
+    <w:rPr>
+      <w:rFonts w:ascii="Times New Roman" w:eastAsia="Times New Roman" w:hAnsi="Times New Roman" w:cs="Times New Roman"/>
+      <w:sz w:val="24"/>
+      <w:szCs w:val="24"/>
+      <w:lang w:eastAsia="en-AU"/>
+      <w14:ligatures w14:val="none"/>
+    </w:rPr>
+  </w:style>
 </w:styles>
 </file>
 
